--- a/lessons/6-3/readiness/practice.docx
+++ b/lessons/6-3/readiness/practice.docx
@@ -86,7 +86,1397 @@
     </w:p>
     <w:p>
       <w:pPr>
-        <w:spacing w:after="120" w:before="0"/>
+        <w:spacing w:after="60" w:before="120"/>
+      </w:pPr>
+      <w:r>
+        <w:rPr>
+          <w:b/>
+          <w:bCs/>
+          <w:color w:val="0F2B3C"/>
+          <w:sz w:val="24"/>
+          <w:szCs w:val="24"/>
+        </w:rPr>
+        <w:t xml:space="preserve">Vocabulary Anchor Box</w:t>
+      </w:r>
+    </w:p>
+    <w:tbl>
+      <w:tblPr>
+        <w:tblW w:type="dxa" w:w="9360"/>
+        <w:tblBorders>
+          <w:top w:val="single" w:color="C7D2DD" w:sz="6"/>
+          <w:left w:val="single" w:color="C7D2DD" w:sz="6"/>
+          <w:bottom w:val="single" w:color="C7D2DD" w:sz="6"/>
+          <w:right w:val="single" w:color="C7D2DD" w:sz="6"/>
+          <w:insideH w:val="single" w:color="C7D2DD" w:sz="6"/>
+          <w:insideV w:val="single" w:color="C7D2DD" w:sz="6"/>
+        </w:tblBorders>
+      </w:tblPr>
+      <w:tblGrid>
+        <w:gridCol w:w="1800"/>
+        <w:gridCol w:w="3160"/>
+        <w:gridCol w:w="2200"/>
+        <w:gridCol w:w="2200"/>
+      </w:tblGrid>
+      <w:tr>
+        <w:trPr>
+          <w:cantSplit/>
+          <w:tblHeader/>
+        </w:trPr>
+        <w:tc>
+          <w:tcPr>
+            <w:tcW w:type="dxa" w:w="1800"/>
+            <w:shd w:fill="EEF4F8" w:color="auto" w:val="clear"/>
+            <w:tcMar>
+              <w:top w:type="dxa" w:w="60"/>
+              <w:left w:type="dxa" w:w="100"/>
+              <w:bottom w:type="dxa" w:w="60"/>
+              <w:right w:type="dxa" w:w="100"/>
+            </w:tcMar>
+          </w:tcPr>
+          <w:p>
+            <w:pPr>
+              <w:spacing w:after="0" w:before="0"/>
+            </w:pPr>
+            <w:r>
+              <w:rPr>
+                <w:b/>
+                <w:bCs/>
+                <w:color w:val="0F2B3C"/>
+                <w:sz w:val="18"/>
+                <w:szCs w:val="18"/>
+              </w:rPr>
+              <w:t xml:space="preserve">Concept Term</w:t>
+            </w:r>
+          </w:p>
+        </w:tc>
+        <w:tc>
+          <w:tcPr>
+            <w:tcW w:type="dxa" w:w="3160"/>
+            <w:shd w:fill="EEF4F8" w:color="auto" w:val="clear"/>
+            <w:tcMar>
+              <w:top w:type="dxa" w:w="60"/>
+              <w:left w:type="dxa" w:w="100"/>
+              <w:bottom w:type="dxa" w:w="60"/>
+              <w:right w:type="dxa" w:w="100"/>
+            </w:tcMar>
+          </w:tcPr>
+          <w:p>
+            <w:pPr>
+              <w:spacing w:after="0" w:before="0"/>
+            </w:pPr>
+            <w:r>
+              <w:rPr>
+                <w:b/>
+                <w:bCs/>
+                <w:color w:val="0F2B3C"/>
+                <w:sz w:val="18"/>
+                <w:szCs w:val="18"/>
+              </w:rPr>
+              <w:t xml:space="preserve">Student-Friendly Definition</w:t>
+            </w:r>
+          </w:p>
+        </w:tc>
+        <w:tc>
+          <w:tcPr>
+            <w:tcW w:type="dxa" w:w="2200"/>
+            <w:shd w:fill="EEF4F8" w:color="auto" w:val="clear"/>
+            <w:tcMar>
+              <w:top w:type="dxa" w:w="60"/>
+              <w:left w:type="dxa" w:w="100"/>
+              <w:bottom w:type="dxa" w:w="60"/>
+              <w:right w:type="dxa" w:w="100"/>
+            </w:tcMar>
+          </w:tcPr>
+          <w:p>
+            <w:pPr>
+              <w:spacing w:after="0" w:before="0"/>
+            </w:pPr>
+            <w:r>
+              <w:rPr>
+                <w:b/>
+                <w:bCs/>
+                <w:color w:val="0F2B3C"/>
+                <w:sz w:val="18"/>
+                <w:szCs w:val="18"/>
+              </w:rPr>
+              <w:t xml:space="preserve">Non-Example</w:t>
+            </w:r>
+          </w:p>
+        </w:tc>
+        <w:tc>
+          <w:tcPr>
+            <w:tcW w:type="dxa" w:w="2200"/>
+            <w:shd w:fill="EEF4F8" w:color="auto" w:val="clear"/>
+            <w:tcMar>
+              <w:top w:type="dxa" w:w="60"/>
+              <w:left w:type="dxa" w:w="100"/>
+              <w:bottom w:type="dxa" w:w="60"/>
+              <w:right w:type="dxa" w:w="100"/>
+            </w:tcMar>
+          </w:tcPr>
+          <w:p>
+            <w:pPr>
+              <w:spacing w:after="0" w:before="0"/>
+            </w:pPr>
+            <w:r>
+              <w:rPr>
+                <w:b/>
+                <w:bCs/>
+                <w:color w:val="0F2B3C"/>
+                <w:sz w:val="18"/>
+                <w:szCs w:val="18"/>
+              </w:rPr>
+              <w:t xml:space="preserve">Visual Clue</w:t>
+            </w:r>
+          </w:p>
+        </w:tc>
+      </w:tr>
+      <w:tr>
+        <w:trPr>
+          <w:cantSplit/>
+        </w:trPr>
+        <w:tc>
+          <w:tcPr>
+            <w:tcW w:type="dxa" w:w="1800"/>
+            <w:tcMar>
+              <w:top w:type="dxa" w:w="60"/>
+              <w:left w:type="dxa" w:w="100"/>
+              <w:bottom w:type="dxa" w:w="60"/>
+              <w:right w:type="dxa" w:w="100"/>
+            </w:tcMar>
+            <w:vAlign w:val="top"/>
+          </w:tcPr>
+          <w:p>
+            <w:pPr>
+              <w:spacing w:after="20" w:before="0"/>
+            </w:pPr>
+            <w:r>
+              <w:rPr>
+                <w:b/>
+                <w:bCs/>
+                <w:color w:val="0F2B3C"/>
+                <w:sz w:val="20"/>
+                <w:szCs w:val="20"/>
+              </w:rPr>
+              <w:t xml:space="preserve">Powers and Exponents</w:t>
+            </w:r>
+          </w:p>
+          <w:p>
+            <w:pPr>
+              <w:spacing w:after="0" w:before="0"/>
+            </w:pPr>
+            <w:r>
+              <w:rPr>
+                <w:i/>
+                <w:iCs/>
+                <w:color w:val="5E6E7E"/>
+                <w:sz w:val="18"/>
+                <w:szCs w:val="18"/>
+              </w:rPr>
+              <w:t xml:space="preserve">Potencias y exponentes</w:t>
+            </w:r>
+          </w:p>
+        </w:tc>
+        <w:tc>
+          <w:tcPr>
+            <w:tcW w:type="dxa" w:w="3160"/>
+            <w:tcMar>
+              <w:top w:type="dxa" w:w="60"/>
+              <w:left w:type="dxa" w:w="100"/>
+              <w:bottom w:type="dxa" w:w="60"/>
+              <w:right w:type="dxa" w:w="100"/>
+            </w:tcMar>
+            <w:vAlign w:val="top"/>
+          </w:tcPr>
+          <w:p>
+            <w:pPr>
+              <w:spacing w:after="0" w:before="0"/>
+            </w:pPr>
+            <w:r>
+              <w:rPr>
+                <w:sz w:val="19"/>
+                <w:szCs w:val="19"/>
+              </w:rPr>
+              <w:t xml:space="preserve">A power uses a base and an exponent to show repeated multiplication.</w:t>
+            </w:r>
+          </w:p>
+        </w:tc>
+        <w:tc>
+          <w:tcPr>
+            <w:tcW w:type="dxa" w:w="2200"/>
+            <w:tcMar>
+              <w:top w:type="dxa" w:w="60"/>
+              <w:left w:type="dxa" w:w="100"/>
+              <w:bottom w:type="dxa" w:w="60"/>
+              <w:right w:type="dxa" w:w="100"/>
+            </w:tcMar>
+            <w:vAlign w:val="top"/>
+          </w:tcPr>
+          <w:p>
+            <w:pPr>
+              <w:spacing w:after="30" w:before="0"/>
+            </w:pPr>
+            <w:r>
+              <w:rPr>
+                <w:i/>
+                <w:iCs/>
+                <w:color w:val="5E6E7E"/>
+                <w:sz w:val="18"/>
+                <w:szCs w:val="18"/>
+              </w:rPr>
+              <w:t xml:space="preserve">Not Powers and Exponents: write a counter-example that does not fit the rule.</w:t>
+            </w:r>
+          </w:p>
+          <w:p>
+            <w:pPr>
+              <w:spacing w:after="50" w:before="0"/>
+            </w:pPr>
+            <w:r>
+              <w:rPr>
+                <w:color w:val="BBBBBB"/>
+                <w:sz w:val="18"/>
+                <w:szCs w:val="18"/>
+              </w:rPr>
+              <w:t xml:space="preserve">____________________________</w:t>
+            </w:r>
+          </w:p>
+        </w:tc>
+        <w:tc>
+          <w:tcPr>
+            <w:tcW w:type="dxa" w:w="2200"/>
+            <w:tcMar>
+              <w:top w:type="dxa" w:w="60"/>
+              <w:left w:type="dxa" w:w="100"/>
+              <w:bottom w:type="dxa" w:w="60"/>
+              <w:right w:type="dxa" w:w="100"/>
+            </w:tcMar>
+            <w:vAlign w:val="top"/>
+          </w:tcPr>
+          <w:p>
+            <w:pPr>
+              <w:spacing w:after="0" w:before="0"/>
+            </w:pPr>
+            <w:r>
+              <w:rPr>
+                <w:i/>
+                <w:iCs/>
+                <w:color w:val="5E6E7E"/>
+                <w:sz w:val="18"/>
+                <w:szCs w:val="18"/>
+              </w:rPr>
+              <w:t xml:space="preserve">2⁴ = 2 × 2 × 2 × 2 = 16</w:t>
+            </w:r>
+          </w:p>
+        </w:tc>
+      </w:tr>
+      <w:tr>
+        <w:trPr>
+          <w:cantSplit/>
+        </w:trPr>
+        <w:tc>
+          <w:tcPr>
+            <w:tcW w:type="dxa" w:w="1800"/>
+            <w:tcMar>
+              <w:top w:type="dxa" w:w="60"/>
+              <w:left w:type="dxa" w:w="100"/>
+              <w:bottom w:type="dxa" w:w="60"/>
+              <w:right w:type="dxa" w:w="100"/>
+            </w:tcMar>
+            <w:vAlign w:val="top"/>
+          </w:tcPr>
+          <w:p>
+            <w:pPr>
+              <w:spacing w:after="20" w:before="0"/>
+            </w:pPr>
+            <w:r>
+              <w:rPr>
+                <w:b/>
+                <w:bCs/>
+                <w:color w:val="0F2B3C"/>
+                <w:sz w:val="20"/>
+                <w:szCs w:val="20"/>
+              </w:rPr>
+              <w:t xml:space="preserve">Exponent</w:t>
+            </w:r>
+          </w:p>
+          <w:p>
+            <w:pPr>
+              <w:spacing w:after="0" w:before="0"/>
+            </w:pPr>
+            <w:r>
+              <w:rPr>
+                <w:i/>
+                <w:iCs/>
+                <w:color w:val="5E6E7E"/>
+                <w:sz w:val="18"/>
+                <w:szCs w:val="18"/>
+              </w:rPr>
+              <w:t xml:space="preserve">Exponente</w:t>
+            </w:r>
+          </w:p>
+        </w:tc>
+        <w:tc>
+          <w:tcPr>
+            <w:tcW w:type="dxa" w:w="3160"/>
+            <w:tcMar>
+              <w:top w:type="dxa" w:w="60"/>
+              <w:left w:type="dxa" w:w="100"/>
+              <w:bottom w:type="dxa" w:w="60"/>
+              <w:right w:type="dxa" w:w="100"/>
+            </w:tcMar>
+            <w:vAlign w:val="top"/>
+          </w:tcPr>
+          <w:p>
+            <w:pPr>
+              <w:spacing w:after="0" w:before="0"/>
+            </w:pPr>
+            <w:r>
+              <w:rPr>
+                <w:sz w:val="19"/>
+                <w:szCs w:val="19"/>
+              </w:rPr>
+              <w:t xml:space="preserve">A small number that tells how many times to multiply a number by itself.</w:t>
+            </w:r>
+          </w:p>
+        </w:tc>
+        <w:tc>
+          <w:tcPr>
+            <w:tcW w:type="dxa" w:w="2200"/>
+            <w:tcMar>
+              <w:top w:type="dxa" w:w="60"/>
+              <w:left w:type="dxa" w:w="100"/>
+              <w:bottom w:type="dxa" w:w="60"/>
+              <w:right w:type="dxa" w:w="100"/>
+            </w:tcMar>
+            <w:vAlign w:val="top"/>
+          </w:tcPr>
+          <w:p>
+            <w:pPr>
+              <w:spacing w:after="30" w:before="0"/>
+            </w:pPr>
+            <w:r>
+              <w:rPr>
+                <w:i/>
+                <w:iCs/>
+                <w:color w:val="5E6E7E"/>
+                <w:sz w:val="18"/>
+                <w:szCs w:val="18"/>
+              </w:rPr>
+              <w:t xml:space="preserve">Not Exponent: write a counter-example that does not fit the rule.</w:t>
+            </w:r>
+          </w:p>
+          <w:p>
+            <w:pPr>
+              <w:spacing w:after="50" w:before="0"/>
+            </w:pPr>
+            <w:r>
+              <w:rPr>
+                <w:color w:val="BBBBBB"/>
+                <w:sz w:val="18"/>
+                <w:szCs w:val="18"/>
+              </w:rPr>
+              <w:t xml:space="preserve">____________________________</w:t>
+            </w:r>
+          </w:p>
+        </w:tc>
+        <w:tc>
+          <w:tcPr>
+            <w:tcW w:type="dxa" w:w="2200"/>
+            <w:tcMar>
+              <w:top w:type="dxa" w:w="60"/>
+              <w:left w:type="dxa" w:w="100"/>
+              <w:bottom w:type="dxa" w:w="60"/>
+              <w:right w:type="dxa" w:w="100"/>
+            </w:tcMar>
+            <w:vAlign w:val="top"/>
+          </w:tcPr>
+          <w:p>
+            <w:pPr>
+              <w:spacing w:after="0" w:before="0"/>
+            </w:pPr>
+            <w:r>
+              <w:rPr>
+                <w:i/>
+                <w:iCs/>
+                <w:color w:val="5E6E7E"/>
+                <w:sz w:val="18"/>
+                <w:szCs w:val="18"/>
+              </w:rPr>
+              <w:t xml:space="preserve">In 2³, the small 3 means multiply 2 by itself 3 times: 2 × 2 × 2 = 8</w:t>
+            </w:r>
+          </w:p>
+        </w:tc>
+      </w:tr>
+      <w:tr>
+        <w:trPr>
+          <w:cantSplit/>
+        </w:trPr>
+        <w:tc>
+          <w:tcPr>
+            <w:tcW w:type="dxa" w:w="1800"/>
+            <w:tcMar>
+              <w:top w:type="dxa" w:w="60"/>
+              <w:left w:type="dxa" w:w="100"/>
+              <w:bottom w:type="dxa" w:w="60"/>
+              <w:right w:type="dxa" w:w="100"/>
+            </w:tcMar>
+            <w:vAlign w:val="top"/>
+          </w:tcPr>
+          <w:p>
+            <w:pPr>
+              <w:spacing w:after="20" w:before="0"/>
+            </w:pPr>
+            <w:r>
+              <w:rPr>
+                <w:b/>
+                <w:bCs/>
+                <w:color w:val="0F2B3C"/>
+                <w:sz w:val="20"/>
+                <w:szCs w:val="20"/>
+              </w:rPr>
+              <w:t xml:space="preserve">Base</w:t>
+            </w:r>
+          </w:p>
+          <w:p>
+            <w:pPr>
+              <w:spacing w:after="0" w:before="0"/>
+            </w:pPr>
+            <w:r>
+              <w:rPr>
+                <w:i/>
+                <w:iCs/>
+                <w:color w:val="5E6E7E"/>
+                <w:sz w:val="18"/>
+                <w:szCs w:val="18"/>
+              </w:rPr>
+              <w:t xml:space="preserve">Base</w:t>
+            </w:r>
+          </w:p>
+        </w:tc>
+        <w:tc>
+          <w:tcPr>
+            <w:tcW w:type="dxa" w:w="3160"/>
+            <w:tcMar>
+              <w:top w:type="dxa" w:w="60"/>
+              <w:left w:type="dxa" w:w="100"/>
+              <w:bottom w:type="dxa" w:w="60"/>
+              <w:right w:type="dxa" w:w="100"/>
+            </w:tcMar>
+            <w:vAlign w:val="top"/>
+          </w:tcPr>
+          <w:p>
+            <w:pPr>
+              <w:spacing w:after="0" w:before="0"/>
+            </w:pPr>
+            <w:r>
+              <w:rPr>
+                <w:sz w:val="19"/>
+                <w:szCs w:val="19"/>
+              </w:rPr>
+              <w:t xml:space="preserve">The number that gets multiplied by itself.</w:t>
+            </w:r>
+          </w:p>
+        </w:tc>
+        <w:tc>
+          <w:tcPr>
+            <w:tcW w:type="dxa" w:w="2200"/>
+            <w:tcMar>
+              <w:top w:type="dxa" w:w="60"/>
+              <w:left w:type="dxa" w:w="100"/>
+              <w:bottom w:type="dxa" w:w="60"/>
+              <w:right w:type="dxa" w:w="100"/>
+            </w:tcMar>
+            <w:vAlign w:val="top"/>
+          </w:tcPr>
+          <w:p>
+            <w:pPr>
+              <w:spacing w:after="30" w:before="0"/>
+            </w:pPr>
+            <w:r>
+              <w:rPr>
+                <w:i/>
+                <w:iCs/>
+                <w:color w:val="5E6E7E"/>
+                <w:sz w:val="18"/>
+                <w:szCs w:val="18"/>
+              </w:rPr>
+              <w:t xml:space="preserve">Not Base: write a counter-example that does not fit the rule.</w:t>
+            </w:r>
+          </w:p>
+          <w:p>
+            <w:pPr>
+              <w:spacing w:after="50" w:before="0"/>
+            </w:pPr>
+            <w:r>
+              <w:rPr>
+                <w:color w:val="BBBBBB"/>
+                <w:sz w:val="18"/>
+                <w:szCs w:val="18"/>
+              </w:rPr>
+              <w:t xml:space="preserve">____________________________</w:t>
+            </w:r>
+          </w:p>
+        </w:tc>
+        <w:tc>
+          <w:tcPr>
+            <w:tcW w:type="dxa" w:w="2200"/>
+            <w:tcMar>
+              <w:top w:type="dxa" w:w="60"/>
+              <w:left w:type="dxa" w:w="100"/>
+              <w:bottom w:type="dxa" w:w="60"/>
+              <w:right w:type="dxa" w:w="100"/>
+            </w:tcMar>
+            <w:vAlign w:val="top"/>
+          </w:tcPr>
+          <w:p>
+            <w:pPr>
+              <w:spacing w:after="0" w:before="0"/>
+            </w:pPr>
+            <w:r>
+              <w:rPr>
+                <w:i/>
+                <w:iCs/>
+                <w:color w:val="5E6E7E"/>
+                <w:sz w:val="18"/>
+                <w:szCs w:val="18"/>
+              </w:rPr>
+              <w:t xml:space="preserve">In 5², the base is 5 — it is the number being multiplied: 5 × 5 = 25</w:t>
+            </w:r>
+          </w:p>
+        </w:tc>
+      </w:tr>
+      <w:tr>
+        <w:trPr>
+          <w:cantSplit/>
+        </w:trPr>
+        <w:tc>
+          <w:tcPr>
+            <w:tcW w:type="dxa" w:w="1800"/>
+            <w:tcMar>
+              <w:top w:type="dxa" w:w="60"/>
+              <w:left w:type="dxa" w:w="100"/>
+              <w:bottom w:type="dxa" w:w="60"/>
+              <w:right w:type="dxa" w:w="100"/>
+            </w:tcMar>
+            <w:vAlign w:val="top"/>
+          </w:tcPr>
+          <w:p>
+            <w:pPr>
+              <w:spacing w:after="20" w:before="0"/>
+            </w:pPr>
+            <w:r>
+              <w:rPr>
+                <w:b/>
+                <w:bCs/>
+                <w:color w:val="0F2B3C"/>
+                <w:sz w:val="20"/>
+                <w:szCs w:val="20"/>
+              </w:rPr>
+              <w:t xml:space="preserve">Power</w:t>
+            </w:r>
+          </w:p>
+          <w:p>
+            <w:pPr>
+              <w:spacing w:after="0" w:before="0"/>
+            </w:pPr>
+            <w:r>
+              <w:rPr>
+                <w:i/>
+                <w:iCs/>
+                <w:color w:val="5E6E7E"/>
+                <w:sz w:val="18"/>
+                <w:szCs w:val="18"/>
+              </w:rPr>
+              <w:t xml:space="preserve">Potencia</w:t>
+            </w:r>
+          </w:p>
+        </w:tc>
+        <w:tc>
+          <w:tcPr>
+            <w:tcW w:type="dxa" w:w="3160"/>
+            <w:tcMar>
+              <w:top w:type="dxa" w:w="60"/>
+              <w:left w:type="dxa" w:w="100"/>
+              <w:bottom w:type="dxa" w:w="60"/>
+              <w:right w:type="dxa" w:w="100"/>
+            </w:tcMar>
+            <w:vAlign w:val="top"/>
+          </w:tcPr>
+          <w:p>
+            <w:pPr>
+              <w:spacing w:after="0" w:before="0"/>
+            </w:pPr>
+            <w:r>
+              <w:rPr>
+                <w:sz w:val="19"/>
+                <w:szCs w:val="19"/>
+              </w:rPr>
+              <w:t xml:space="preserve">A number written with a base and an exponent, like 2³.</w:t>
+            </w:r>
+          </w:p>
+        </w:tc>
+        <w:tc>
+          <w:tcPr>
+            <w:tcW w:type="dxa" w:w="2200"/>
+            <w:tcMar>
+              <w:top w:type="dxa" w:w="60"/>
+              <w:left w:type="dxa" w:w="100"/>
+              <w:bottom w:type="dxa" w:w="60"/>
+              <w:right w:type="dxa" w:w="100"/>
+            </w:tcMar>
+            <w:vAlign w:val="top"/>
+          </w:tcPr>
+          <w:p>
+            <w:pPr>
+              <w:spacing w:after="30" w:before="0"/>
+            </w:pPr>
+            <w:r>
+              <w:rPr>
+                <w:i/>
+                <w:iCs/>
+                <w:color w:val="5E6E7E"/>
+                <w:sz w:val="18"/>
+                <w:szCs w:val="18"/>
+              </w:rPr>
+              <w:t xml:space="preserve">Not Power: write a counter-example that does not fit the rule.</w:t>
+            </w:r>
+          </w:p>
+          <w:p>
+            <w:pPr>
+              <w:spacing w:after="50" w:before="0"/>
+            </w:pPr>
+            <w:r>
+              <w:rPr>
+                <w:color w:val="BBBBBB"/>
+                <w:sz w:val="18"/>
+                <w:szCs w:val="18"/>
+              </w:rPr>
+              <w:t xml:space="preserve">____________________________</w:t>
+            </w:r>
+          </w:p>
+        </w:tc>
+        <w:tc>
+          <w:tcPr>
+            <w:tcW w:type="dxa" w:w="2200"/>
+            <w:tcMar>
+              <w:top w:type="dxa" w:w="60"/>
+              <w:left w:type="dxa" w:w="100"/>
+              <w:bottom w:type="dxa" w:w="60"/>
+              <w:right w:type="dxa" w:w="100"/>
+            </w:tcMar>
+            <w:vAlign w:val="top"/>
+          </w:tcPr>
+          <w:p>
+            <w:pPr>
+              <w:spacing w:after="0" w:before="0"/>
+            </w:pPr>
+            <w:r>
+              <w:rPr>
+                <w:i/>
+                <w:iCs/>
+                <w:color w:val="5E6E7E"/>
+                <w:sz w:val="18"/>
+                <w:szCs w:val="18"/>
+              </w:rPr>
+              <w:t xml:space="preserve">10³ = 10 × 10 × 10 = 1,000 — read as '10 to the third power' or '10 cubed'</w:t>
+            </w:r>
+          </w:p>
+        </w:tc>
+      </w:tr>
+      <w:tr>
+        <w:trPr>
+          <w:cantSplit/>
+        </w:trPr>
+        <w:tc>
+          <w:tcPr>
+            <w:tcW w:type="dxa" w:w="1800"/>
+            <w:tcMar>
+              <w:top w:type="dxa" w:w="60"/>
+              <w:left w:type="dxa" w:w="100"/>
+              <w:bottom w:type="dxa" w:w="60"/>
+              <w:right w:type="dxa" w:w="100"/>
+            </w:tcMar>
+            <w:vAlign w:val="top"/>
+          </w:tcPr>
+          <w:p>
+            <w:pPr>
+              <w:spacing w:after="20" w:before="0"/>
+            </w:pPr>
+            <w:r>
+              <w:rPr>
+                <w:b/>
+                <w:bCs/>
+                <w:color w:val="0F2B3C"/>
+                <w:sz w:val="20"/>
+                <w:szCs w:val="20"/>
+              </w:rPr>
+              <w:t xml:space="preserve">Evaluate</w:t>
+            </w:r>
+          </w:p>
+          <w:p>
+            <w:pPr>
+              <w:spacing w:after="0" w:before="0"/>
+            </w:pPr>
+            <w:r>
+              <w:rPr>
+                <w:i/>
+                <w:iCs/>
+                <w:color w:val="5E6E7E"/>
+                <w:sz w:val="18"/>
+                <w:szCs w:val="18"/>
+              </w:rPr>
+              <w:t xml:space="preserve">Evaluar</w:t>
+            </w:r>
+          </w:p>
+        </w:tc>
+        <w:tc>
+          <w:tcPr>
+            <w:tcW w:type="dxa" w:w="3160"/>
+            <w:tcMar>
+              <w:top w:type="dxa" w:w="60"/>
+              <w:left w:type="dxa" w:w="100"/>
+              <w:bottom w:type="dxa" w:w="60"/>
+              <w:right w:type="dxa" w:w="100"/>
+            </w:tcMar>
+            <w:vAlign w:val="top"/>
+          </w:tcPr>
+          <w:p>
+            <w:pPr>
+              <w:spacing w:after="0" w:before="0"/>
+            </w:pPr>
+            <w:r>
+              <w:rPr>
+                <w:sz w:val="19"/>
+                <w:szCs w:val="19"/>
+              </w:rPr>
+              <w:t xml:space="preserve">To find the value by putting numbers in for the letters.</w:t>
+            </w:r>
+          </w:p>
+        </w:tc>
+        <w:tc>
+          <w:tcPr>
+            <w:tcW w:type="dxa" w:w="2200"/>
+            <w:tcMar>
+              <w:top w:type="dxa" w:w="60"/>
+              <w:left w:type="dxa" w:w="100"/>
+              <w:bottom w:type="dxa" w:w="60"/>
+              <w:right w:type="dxa" w:w="100"/>
+            </w:tcMar>
+            <w:vAlign w:val="top"/>
+          </w:tcPr>
+          <w:p>
+            <w:pPr>
+              <w:spacing w:after="30" w:before="0"/>
+            </w:pPr>
+            <w:r>
+              <w:rPr>
+                <w:i/>
+                <w:iCs/>
+                <w:color w:val="5E6E7E"/>
+                <w:sz w:val="18"/>
+                <w:szCs w:val="18"/>
+              </w:rPr>
+              <w:t xml:space="preserve">Not Evaluate: write a counter-example that does not fit the rule.</w:t>
+            </w:r>
+          </w:p>
+          <w:p>
+            <w:pPr>
+              <w:spacing w:after="50" w:before="0"/>
+            </w:pPr>
+            <w:r>
+              <w:rPr>
+                <w:color w:val="BBBBBB"/>
+                <w:sz w:val="18"/>
+                <w:szCs w:val="18"/>
+              </w:rPr>
+              <w:t xml:space="preserve">____________________________</w:t>
+            </w:r>
+          </w:p>
+        </w:tc>
+        <w:tc>
+          <w:tcPr>
+            <w:tcW w:type="dxa" w:w="2200"/>
+            <w:tcMar>
+              <w:top w:type="dxa" w:w="60"/>
+              <w:left w:type="dxa" w:w="100"/>
+              <w:bottom w:type="dxa" w:w="60"/>
+              <w:right w:type="dxa" w:w="100"/>
+            </w:tcMar>
+            <w:vAlign w:val="top"/>
+          </w:tcPr>
+          <w:p>
+            <w:pPr>
+              <w:spacing w:after="0" w:before="0"/>
+            </w:pPr>
+            <w:r>
+              <w:rPr>
+                <w:i/>
+                <w:iCs/>
+                <w:color w:val="5E6E7E"/>
+                <w:sz w:val="18"/>
+                <w:szCs w:val="18"/>
+              </w:rPr>
+              <w:t xml:space="preserve">Evaluate 3⁴: write 3 × 3 × 3 × 3, then multiply step by step: 9 × 9 = 81</w:t>
+            </w:r>
+          </w:p>
+        </w:tc>
+      </w:tr>
+      <w:tr>
+        <w:trPr>
+          <w:cantSplit/>
+        </w:trPr>
+        <w:tc>
+          <w:tcPr>
+            <w:tcW w:type="dxa" w:w="1800"/>
+            <w:tcMar>
+              <w:top w:type="dxa" w:w="60"/>
+              <w:left w:type="dxa" w:w="100"/>
+              <w:bottom w:type="dxa" w:w="60"/>
+              <w:right w:type="dxa" w:w="100"/>
+            </w:tcMar>
+            <w:vAlign w:val="top"/>
+          </w:tcPr>
+          <w:p>
+            <w:pPr>
+              <w:spacing w:after="20" w:before="0"/>
+            </w:pPr>
+            <w:r>
+              <w:rPr>
+                <w:b/>
+                <w:bCs/>
+                <w:color w:val="0F2B3C"/>
+                <w:sz w:val="20"/>
+                <w:szCs w:val="20"/>
+              </w:rPr>
+              <w:t xml:space="preserve">Repeated multiplication</w:t>
+            </w:r>
+          </w:p>
+          <w:p>
+            <w:pPr>
+              <w:spacing w:after="0" w:before="0"/>
+            </w:pPr>
+            <w:r>
+              <w:rPr>
+                <w:i/>
+                <w:iCs/>
+                <w:color w:val="5E6E7E"/>
+                <w:sz w:val="18"/>
+                <w:szCs w:val="18"/>
+              </w:rPr>
+              <w:t xml:space="preserve">Multiplicación repetida</w:t>
+            </w:r>
+          </w:p>
+        </w:tc>
+        <w:tc>
+          <w:tcPr>
+            <w:tcW w:type="dxa" w:w="3160"/>
+            <w:tcMar>
+              <w:top w:type="dxa" w:w="60"/>
+              <w:left w:type="dxa" w:w="100"/>
+              <w:bottom w:type="dxa" w:w="60"/>
+              <w:right w:type="dxa" w:w="100"/>
+            </w:tcMar>
+            <w:vAlign w:val="top"/>
+          </w:tcPr>
+          <w:p>
+            <w:pPr>
+              <w:spacing w:after="0" w:before="0"/>
+            </w:pPr>
+            <w:r>
+              <w:rPr>
+                <w:sz w:val="19"/>
+                <w:szCs w:val="19"/>
+              </w:rPr>
+              <w:t xml:space="preserve">Multiplying the same factor again and again.</w:t>
+            </w:r>
+          </w:p>
+        </w:tc>
+        <w:tc>
+          <w:tcPr>
+            <w:tcW w:type="dxa" w:w="2200"/>
+            <w:tcMar>
+              <w:top w:type="dxa" w:w="60"/>
+              <w:left w:type="dxa" w:w="100"/>
+              <w:bottom w:type="dxa" w:w="60"/>
+              <w:right w:type="dxa" w:w="100"/>
+            </w:tcMar>
+            <w:vAlign w:val="top"/>
+          </w:tcPr>
+          <w:p>
+            <w:pPr>
+              <w:spacing w:after="30" w:before="0"/>
+            </w:pPr>
+            <w:r>
+              <w:rPr>
+                <w:i/>
+                <w:iCs/>
+                <w:color w:val="5E6E7E"/>
+                <w:sz w:val="18"/>
+                <w:szCs w:val="18"/>
+              </w:rPr>
+              <w:t xml:space="preserve">Not Repeated multiplication: write a counter-example that does not fit the rule.</w:t>
+            </w:r>
+          </w:p>
+          <w:p>
+            <w:pPr>
+              <w:spacing w:after="50" w:before="0"/>
+            </w:pPr>
+            <w:r>
+              <w:rPr>
+                <w:color w:val="BBBBBB"/>
+                <w:sz w:val="18"/>
+                <w:szCs w:val="18"/>
+              </w:rPr>
+              <w:t xml:space="preserve">____________________________</w:t>
+            </w:r>
+          </w:p>
+        </w:tc>
+        <w:tc>
+          <w:tcPr>
+            <w:tcW w:type="dxa" w:w="2200"/>
+            <w:tcMar>
+              <w:top w:type="dxa" w:w="60"/>
+              <w:left w:type="dxa" w:w="100"/>
+              <w:bottom w:type="dxa" w:w="60"/>
+              <w:right w:type="dxa" w:w="100"/>
+            </w:tcMar>
+            <w:vAlign w:val="top"/>
+          </w:tcPr>
+          <w:p>
+            <w:pPr>
+              <w:spacing w:after="0" w:before="0"/>
+            </w:pPr>
+            <w:r>
+              <w:rPr>
+                <w:i/>
+                <w:iCs/>
+                <w:color w:val="5E6E7E"/>
+                <w:sz w:val="18"/>
+                <w:szCs w:val="18"/>
+              </w:rPr>
+              <w:t xml:space="preserve">9 × 9 × 9 × 9</w:t>
+            </w:r>
+          </w:p>
+        </w:tc>
+      </w:tr>
+      <w:tr>
+        <w:trPr>
+          <w:cantSplit/>
+        </w:trPr>
+        <w:tc>
+          <w:tcPr>
+            <w:tcW w:type="dxa" w:w="1800"/>
+            <w:tcMar>
+              <w:top w:type="dxa" w:w="60"/>
+              <w:left w:type="dxa" w:w="100"/>
+              <w:bottom w:type="dxa" w:w="60"/>
+              <w:right w:type="dxa" w:w="100"/>
+            </w:tcMar>
+            <w:vAlign w:val="top"/>
+          </w:tcPr>
+          <w:p>
+            <w:pPr>
+              <w:spacing w:after="20" w:before="0"/>
+            </w:pPr>
+            <w:r>
+              <w:rPr>
+                <w:b/>
+                <w:bCs/>
+                <w:color w:val="0F2B3C"/>
+                <w:sz w:val="20"/>
+                <w:szCs w:val="20"/>
+              </w:rPr>
+              <w:t xml:space="preserve">Expanded form</w:t>
+            </w:r>
+          </w:p>
+          <w:p>
+            <w:pPr>
+              <w:spacing w:after="0" w:before="0"/>
+            </w:pPr>
+            <w:r>
+              <w:rPr>
+                <w:i/>
+                <w:iCs/>
+                <w:color w:val="5E6E7E"/>
+                <w:sz w:val="18"/>
+                <w:szCs w:val="18"/>
+              </w:rPr>
+              <w:t xml:space="preserve">Forma desarrollada</w:t>
+            </w:r>
+          </w:p>
+        </w:tc>
+        <w:tc>
+          <w:tcPr>
+            <w:tcW w:type="dxa" w:w="3160"/>
+            <w:tcMar>
+              <w:top w:type="dxa" w:w="60"/>
+              <w:left w:type="dxa" w:w="100"/>
+              <w:bottom w:type="dxa" w:w="60"/>
+              <w:right w:type="dxa" w:w="100"/>
+            </w:tcMar>
+            <w:vAlign w:val="top"/>
+          </w:tcPr>
+          <w:p>
+            <w:pPr>
+              <w:spacing w:after="0" w:before="0"/>
+            </w:pPr>
+            <w:r>
+              <w:rPr>
+                <w:sz w:val="19"/>
+                <w:szCs w:val="19"/>
+              </w:rPr>
+              <w:t xml:space="preserve">A power written out as a product of its factors.</w:t>
+            </w:r>
+          </w:p>
+        </w:tc>
+        <w:tc>
+          <w:tcPr>
+            <w:tcW w:type="dxa" w:w="2200"/>
+            <w:tcMar>
+              <w:top w:type="dxa" w:w="60"/>
+              <w:left w:type="dxa" w:w="100"/>
+              <w:bottom w:type="dxa" w:w="60"/>
+              <w:right w:type="dxa" w:w="100"/>
+            </w:tcMar>
+            <w:vAlign w:val="top"/>
+          </w:tcPr>
+          <w:p>
+            <w:pPr>
+              <w:spacing w:after="30" w:before="0"/>
+            </w:pPr>
+            <w:r>
+              <w:rPr>
+                <w:i/>
+                <w:iCs/>
+                <w:color w:val="5E6E7E"/>
+                <w:sz w:val="18"/>
+                <w:szCs w:val="18"/>
+              </w:rPr>
+              <w:t xml:space="preserve">Not Expanded form: write a counter-example that does not fit the rule.</w:t>
+            </w:r>
+          </w:p>
+          <w:p>
+            <w:pPr>
+              <w:spacing w:after="50" w:before="0"/>
+            </w:pPr>
+            <w:r>
+              <w:rPr>
+                <w:color w:val="BBBBBB"/>
+                <w:sz w:val="18"/>
+                <w:szCs w:val="18"/>
+              </w:rPr>
+              <w:t xml:space="preserve">____________________________</w:t>
+            </w:r>
+          </w:p>
+        </w:tc>
+        <w:tc>
+          <w:tcPr>
+            <w:tcW w:type="dxa" w:w="2200"/>
+            <w:tcMar>
+              <w:top w:type="dxa" w:w="60"/>
+              <w:left w:type="dxa" w:w="100"/>
+              <w:bottom w:type="dxa" w:w="60"/>
+              <w:right w:type="dxa" w:w="100"/>
+            </w:tcMar>
+            <w:vAlign w:val="top"/>
+          </w:tcPr>
+          <w:p>
+            <w:pPr>
+              <w:spacing w:after="0" w:before="0"/>
+            </w:pPr>
+            <w:r>
+              <w:rPr>
+                <w:i/>
+                <w:iCs/>
+                <w:color w:val="5E6E7E"/>
+                <w:sz w:val="18"/>
+                <w:szCs w:val="18"/>
+              </w:rPr>
+              <w:t xml:space="preserve">2^3 = 2 × 2 × 2</w:t>
+            </w:r>
+          </w:p>
+        </w:tc>
+      </w:tr>
+      <w:tr>
+        <w:trPr>
+          <w:cantSplit/>
+        </w:trPr>
+        <w:tc>
+          <w:tcPr>
+            <w:tcW w:type="dxa" w:w="1800"/>
+            <w:tcMar>
+              <w:top w:type="dxa" w:w="60"/>
+              <w:left w:type="dxa" w:w="100"/>
+              <w:bottom w:type="dxa" w:w="60"/>
+              <w:right w:type="dxa" w:w="100"/>
+            </w:tcMar>
+            <w:vAlign w:val="top"/>
+          </w:tcPr>
+          <w:p>
+            <w:pPr>
+              <w:spacing w:after="20" w:before="0"/>
+            </w:pPr>
+            <w:r>
+              <w:rPr>
+                <w:b/>
+                <w:bCs/>
+                <w:color w:val="0F2B3C"/>
+                <w:sz w:val="20"/>
+                <w:szCs w:val="20"/>
+              </w:rPr>
+              <w:t xml:space="preserve">Squared</w:t>
+            </w:r>
+          </w:p>
+          <w:p>
+            <w:pPr>
+              <w:spacing w:after="0" w:before="0"/>
+            </w:pPr>
+            <w:r>
+              <w:rPr>
+                <w:i/>
+                <w:iCs/>
+                <w:color w:val="5E6E7E"/>
+                <w:sz w:val="18"/>
+                <w:szCs w:val="18"/>
+              </w:rPr>
+              <w:t xml:space="preserve">Al cuadrado</w:t>
+            </w:r>
+          </w:p>
+        </w:tc>
+        <w:tc>
+          <w:tcPr>
+            <w:tcW w:type="dxa" w:w="3160"/>
+            <w:tcMar>
+              <w:top w:type="dxa" w:w="60"/>
+              <w:left w:type="dxa" w:w="100"/>
+              <w:bottom w:type="dxa" w:w="60"/>
+              <w:right w:type="dxa" w:w="100"/>
+            </w:tcMar>
+            <w:vAlign w:val="top"/>
+          </w:tcPr>
+          <w:p>
+            <w:pPr>
+              <w:spacing w:after="0" w:before="0"/>
+            </w:pPr>
+            <w:r>
+              <w:rPr>
+                <w:sz w:val="19"/>
+                <w:szCs w:val="19"/>
+              </w:rPr>
+              <w:t xml:space="preserve">A base used as a factor two times.</w:t>
+            </w:r>
+          </w:p>
+        </w:tc>
+        <w:tc>
+          <w:tcPr>
+            <w:tcW w:type="dxa" w:w="2200"/>
+            <w:tcMar>
+              <w:top w:type="dxa" w:w="60"/>
+              <w:left w:type="dxa" w:w="100"/>
+              <w:bottom w:type="dxa" w:w="60"/>
+              <w:right w:type="dxa" w:w="100"/>
+            </w:tcMar>
+            <w:vAlign w:val="top"/>
+          </w:tcPr>
+          <w:p>
+            <w:pPr>
+              <w:spacing w:after="30" w:before="0"/>
+            </w:pPr>
+            <w:r>
+              <w:rPr>
+                <w:i/>
+                <w:iCs/>
+                <w:color w:val="5E6E7E"/>
+                <w:sz w:val="18"/>
+                <w:szCs w:val="18"/>
+              </w:rPr>
+              <w:t xml:space="preserve">Not Squared: write a counter-example that does not fit the rule.</w:t>
+            </w:r>
+          </w:p>
+          <w:p>
+            <w:pPr>
+              <w:spacing w:after="50" w:before="0"/>
+            </w:pPr>
+            <w:r>
+              <w:rPr>
+                <w:color w:val="BBBBBB"/>
+                <w:sz w:val="18"/>
+                <w:szCs w:val="18"/>
+              </w:rPr>
+              <w:t xml:space="preserve">____________________________</w:t>
+            </w:r>
+          </w:p>
+        </w:tc>
+        <w:tc>
+          <w:tcPr>
+            <w:tcW w:type="dxa" w:w="2200"/>
+            <w:tcMar>
+              <w:top w:type="dxa" w:w="60"/>
+              <w:left w:type="dxa" w:w="100"/>
+              <w:bottom w:type="dxa" w:w="60"/>
+              <w:right w:type="dxa" w:w="100"/>
+            </w:tcMar>
+            <w:vAlign w:val="top"/>
+          </w:tcPr>
+          <w:p>
+            <w:pPr>
+              <w:spacing w:after="0" w:before="0"/>
+            </w:pPr>
+            <w:r>
+              <w:rPr>
+                <w:i/>
+                <w:iCs/>
+                <w:color w:val="5E6E7E"/>
+                <w:sz w:val="18"/>
+                <w:szCs w:val="18"/>
+              </w:rPr>
+              <w:t xml:space="preserve">4^2 = 4 × 4</w:t>
+            </w:r>
+          </w:p>
+        </w:tc>
+      </w:tr>
+      <w:tr>
+        <w:trPr>
+          <w:cantSplit/>
+        </w:trPr>
+        <w:tc>
+          <w:tcPr>
+            <w:tcW w:type="dxa" w:w="1800"/>
+            <w:tcMar>
+              <w:top w:type="dxa" w:w="60"/>
+              <w:left w:type="dxa" w:w="100"/>
+              <w:bottom w:type="dxa" w:w="60"/>
+              <w:right w:type="dxa" w:w="100"/>
+            </w:tcMar>
+            <w:vAlign w:val="top"/>
+          </w:tcPr>
+          <w:p>
+            <w:pPr>
+              <w:spacing w:after="20" w:before="0"/>
+            </w:pPr>
+            <w:r>
+              <w:rPr>
+                <w:b/>
+                <w:bCs/>
+                <w:color w:val="0F2B3C"/>
+                <w:sz w:val="20"/>
+                <w:szCs w:val="20"/>
+              </w:rPr>
+              <w:t xml:space="preserve">Cubed</w:t>
+            </w:r>
+          </w:p>
+          <w:p>
+            <w:pPr>
+              <w:spacing w:after="0" w:before="0"/>
+            </w:pPr>
+            <w:r>
+              <w:rPr>
+                <w:i/>
+                <w:iCs/>
+                <w:color w:val="5E6E7E"/>
+                <w:sz w:val="18"/>
+                <w:szCs w:val="18"/>
+              </w:rPr>
+              <w:t xml:space="preserve">Al cubo</w:t>
+            </w:r>
+          </w:p>
+        </w:tc>
+        <w:tc>
+          <w:tcPr>
+            <w:tcW w:type="dxa" w:w="3160"/>
+            <w:tcMar>
+              <w:top w:type="dxa" w:w="60"/>
+              <w:left w:type="dxa" w:w="100"/>
+              <w:bottom w:type="dxa" w:w="60"/>
+              <w:right w:type="dxa" w:w="100"/>
+            </w:tcMar>
+            <w:vAlign w:val="top"/>
+          </w:tcPr>
+          <w:p>
+            <w:pPr>
+              <w:spacing w:after="0" w:before="0"/>
+            </w:pPr>
+            <w:r>
+              <w:rPr>
+                <w:sz w:val="19"/>
+                <w:szCs w:val="19"/>
+              </w:rPr>
+              <w:t xml:space="preserve">A base used as a factor three times.</w:t>
+            </w:r>
+          </w:p>
+        </w:tc>
+        <w:tc>
+          <w:tcPr>
+            <w:tcW w:type="dxa" w:w="2200"/>
+            <w:tcMar>
+              <w:top w:type="dxa" w:w="60"/>
+              <w:left w:type="dxa" w:w="100"/>
+              <w:bottom w:type="dxa" w:w="60"/>
+              <w:right w:type="dxa" w:w="100"/>
+            </w:tcMar>
+            <w:vAlign w:val="top"/>
+          </w:tcPr>
+          <w:p>
+            <w:pPr>
+              <w:spacing w:after="30" w:before="0"/>
+            </w:pPr>
+            <w:r>
+              <w:rPr>
+                <w:i/>
+                <w:iCs/>
+                <w:color w:val="5E6E7E"/>
+                <w:sz w:val="18"/>
+                <w:szCs w:val="18"/>
+              </w:rPr>
+              <w:t xml:space="preserve">Not Cubed: write a counter-example that does not fit the rule.</w:t>
+            </w:r>
+          </w:p>
+          <w:p>
+            <w:pPr>
+              <w:spacing w:after="50" w:before="0"/>
+            </w:pPr>
+            <w:r>
+              <w:rPr>
+                <w:color w:val="BBBBBB"/>
+                <w:sz w:val="18"/>
+                <w:szCs w:val="18"/>
+              </w:rPr>
+              <w:t xml:space="preserve">____________________________</w:t>
+            </w:r>
+          </w:p>
+        </w:tc>
+        <w:tc>
+          <w:tcPr>
+            <w:tcW w:type="dxa" w:w="2200"/>
+            <w:tcMar>
+              <w:top w:type="dxa" w:w="60"/>
+              <w:left w:type="dxa" w:w="100"/>
+              <w:bottom w:type="dxa" w:w="60"/>
+              <w:right w:type="dxa" w:w="100"/>
+            </w:tcMar>
+            <w:vAlign w:val="top"/>
+          </w:tcPr>
+          <w:p>
+            <w:pPr>
+              <w:spacing w:after="0" w:before="0"/>
+            </w:pPr>
+            <w:r>
+              <w:rPr>
+                <w:i/>
+                <w:iCs/>
+                <w:color w:val="5E6E7E"/>
+                <w:sz w:val="18"/>
+                <w:szCs w:val="18"/>
+              </w:rPr>
+              <w:t xml:space="preserve">4^3 = 4 × 4 × 4</w:t>
+            </w:r>
+          </w:p>
+        </w:tc>
+      </w:tr>
+    </w:tbl>
+    <w:p>
+      <w:pPr>
+        <w:spacing w:after="120" w:before="140"/>
       </w:pPr>
       <w:r>
         <w:rPr>
@@ -127,73 +1517,922 @@
         <w:t xml:space="preserve">Let's multiply one small step at a time.</w:t>
       </w:r>
     </w:p>
+    <w:tbl>
+      <w:tblPr>
+        <w:tblW w:type="dxa" w:w="9360"/>
+        <w:tblBorders>
+          <w:top w:val="single" w:color="C7D2DD" w:sz="6"/>
+          <w:left w:val="single" w:color="C7D2DD" w:sz="6"/>
+          <w:bottom w:val="single" w:color="C7D2DD" w:sz="6"/>
+          <w:right w:val="single" w:color="C7D2DD" w:sz="6"/>
+          <w:insideH w:val="single" w:color="C7D2DD" w:sz="6"/>
+          <w:insideV w:val="single" w:color="C7D2DD" w:sz="6"/>
+        </w:tblBorders>
+      </w:tblPr>
+      <w:tblGrid>
+        <w:gridCol w:w="2800"/>
+        <w:gridCol w:w="3560"/>
+        <w:gridCol w:w="3000"/>
+      </w:tblGrid>
+      <w:tr>
+        <w:trPr>
+          <w:cantSplit/>
+          <w:tblHeader/>
+        </w:trPr>
+        <w:tc>
+          <w:tcPr>
+            <w:tcW w:type="dxa" w:w="2800"/>
+            <w:shd w:fill="EEF4F8" w:color="auto" w:val="clear"/>
+            <w:tcMar>
+              <w:top w:type="dxa" w:w="60"/>
+              <w:left w:type="dxa" w:w="100"/>
+              <w:bottom w:type="dxa" w:w="60"/>
+              <w:right w:type="dxa" w:w="100"/>
+            </w:tcMar>
+          </w:tcPr>
+          <w:p>
+            <w:pPr>
+              <w:spacing w:after="0" w:before="0"/>
+            </w:pPr>
+            <w:r>
+              <w:rPr>
+                <w:b/>
+                <w:bCs/>
+                <w:color w:val="0F2B3C"/>
+                <w:sz w:val="16"/>
+                <w:szCs w:val="16"/>
+              </w:rPr>
+              <w:t xml:space="preserve">CORE PROBLEM / GIVEN REPRESENTATION</w:t>
+            </w:r>
+          </w:p>
+        </w:tc>
+        <w:tc>
+          <w:tcPr>
+            <w:tcW w:type="dxa" w:w="3560"/>
+            <w:shd w:fill="EEF4F8" w:color="auto" w:val="clear"/>
+            <w:tcMar>
+              <w:top w:type="dxa" w:w="60"/>
+              <w:left w:type="dxa" w:w="100"/>
+              <w:bottom w:type="dxa" w:w="60"/>
+              <w:right w:type="dxa" w:w="100"/>
+            </w:tcMar>
+          </w:tcPr>
+          <w:p>
+            <w:pPr>
+              <w:spacing w:after="0" w:before="0"/>
+            </w:pPr>
+            <w:r>
+              <w:rPr>
+                <w:b/>
+                <w:bCs/>
+                <w:color w:val="0F2B3C"/>
+                <w:sz w:val="16"/>
+                <w:szCs w:val="16"/>
+              </w:rPr>
+              <w:t xml:space="preserve">WORKING SPACE / CALCULATION STEPS</w:t>
+            </w:r>
+          </w:p>
+        </w:tc>
+        <w:tc>
+          <w:tcPr>
+            <w:tcW w:type="dxa" w:w="3000"/>
+            <w:shd w:fill="FBF3E2" w:color="auto" w:val="clear"/>
+            <w:tcMar>
+              <w:top w:type="dxa" w:w="60"/>
+              <w:left w:type="dxa" w:w="100"/>
+              <w:bottom w:type="dxa" w:w="60"/>
+              <w:right w:type="dxa" w:w="100"/>
+            </w:tcMar>
+          </w:tcPr>
+          <w:p>
+            <w:pPr>
+              <w:spacing w:after="0" w:before="0"/>
+            </w:pPr>
+            <w:r>
+              <w:rPr>
+                <w:b/>
+                <w:bCs/>
+                <w:color w:val="7A5400"/>
+                <w:sz w:val="16"/>
+                <w:szCs w:val="16"/>
+              </w:rPr>
+              <w:t xml:space="preserve">EXPLAIN YOUR REASONING</w:t>
+            </w:r>
+          </w:p>
+        </w:tc>
+      </w:tr>
+      <w:tr>
+        <w:trPr>
+          <w:cantSplit/>
+        </w:trPr>
+        <w:tc>
+          <w:tcPr>
+            <w:tcW w:type="dxa" w:w="2800"/>
+            <w:tcMar>
+              <w:top w:type="dxa" w:w="80"/>
+              <w:left w:type="dxa" w:w="100"/>
+              <w:bottom w:type="dxa" w:w="80"/>
+              <w:right w:type="dxa" w:w="100"/>
+            </w:tcMar>
+            <w:vAlign w:val="top"/>
+          </w:tcPr>
+          <w:p>
+            <w:pPr>
+              <w:spacing w:after="40" w:before="0"/>
+            </w:pPr>
+            <w:r>
+              <w:rPr>
+                <w:b/>
+                <w:bCs/>
+                <w:color w:val="0F2B3C"/>
+                <w:sz w:val="20"/>
+                <w:szCs w:val="20"/>
+              </w:rPr>
+              <w:t xml:space="preserve">1.  2 × 2 = ___</w:t>
+            </w:r>
+          </w:p>
+        </w:tc>
+        <w:tc>
+          <w:tcPr>
+            <w:tcW w:type="dxa" w:w="3560"/>
+            <w:tcMar>
+              <w:top w:type="dxa" w:w="80"/>
+              <w:left w:type="dxa" w:w="100"/>
+              <w:bottom w:type="dxa" w:w="80"/>
+              <w:right w:type="dxa" w:w="100"/>
+            </w:tcMar>
+            <w:vAlign w:val="top"/>
+          </w:tcPr>
+          <w:p>
+            <w:pPr>
+              <w:spacing w:after="50" w:before="0"/>
+            </w:pPr>
+            <w:r>
+              <w:rPr>
+                <w:color w:val="BBBBBB"/>
+                <w:sz w:val="18"/>
+                <w:szCs w:val="18"/>
+              </w:rPr>
+              <w:t xml:space="preserve">____________________________</w:t>
+            </w:r>
+          </w:p>
+          <w:p>
+            <w:pPr>
+              <w:spacing w:after="50" w:before="0"/>
+            </w:pPr>
+            <w:r>
+              <w:rPr>
+                <w:color w:val="BBBBBB"/>
+                <w:sz w:val="18"/>
+                <w:szCs w:val="18"/>
+              </w:rPr>
+              <w:t xml:space="preserve">____________________________</w:t>
+            </w:r>
+          </w:p>
+          <w:p>
+            <w:pPr>
+              <w:spacing w:after="50" w:before="0"/>
+            </w:pPr>
+            <w:r>
+              <w:rPr>
+                <w:color w:val="BBBBBB"/>
+                <w:sz w:val="18"/>
+                <w:szCs w:val="18"/>
+              </w:rPr>
+              <w:t xml:space="preserve">____________________________</w:t>
+            </w:r>
+          </w:p>
+          <w:p>
+            <w:pPr>
+              <w:spacing w:after="50" w:before="0"/>
+            </w:pPr>
+            <w:r>
+              <w:rPr>
+                <w:color w:val="BBBBBB"/>
+                <w:sz w:val="18"/>
+                <w:szCs w:val="18"/>
+              </w:rPr>
+              <w:t xml:space="preserve">____________________________</w:t>
+            </w:r>
+          </w:p>
+        </w:tc>
+        <w:tc>
+          <w:tcPr>
+            <w:tcW w:type="dxa" w:w="3000"/>
+            <w:shd w:fill="FBF3E2" w:color="auto" w:val="clear"/>
+            <w:tcMar>
+              <w:top w:type="dxa" w:w="80"/>
+              <w:left w:type="dxa" w:w="100"/>
+              <w:bottom w:type="dxa" w:w="80"/>
+              <w:right w:type="dxa" w:w="100"/>
+            </w:tcMar>
+            <w:vAlign w:val="top"/>
+          </w:tcPr>
+          <w:p>
+            <w:pPr>
+              <w:spacing w:after="30" w:before="0"/>
+            </w:pPr>
+            <w:r>
+              <w:rPr>
+                <w:b/>
+                <w:bCs/>
+                <w:color w:val="0F2B3C"/>
+                <w:sz w:val="18"/>
+                <w:szCs w:val="18"/>
+              </w:rPr>
+              <w:t xml:space="preserve">Because... ________________</w:t>
+            </w:r>
+          </w:p>
+          <w:p>
+            <w:pPr>
+              <w:spacing w:after="50" w:before="0"/>
+            </w:pPr>
+            <w:r>
+              <w:rPr>
+                <w:color w:val="BBBBBB"/>
+                <w:sz w:val="18"/>
+                <w:szCs w:val="18"/>
+              </w:rPr>
+              <w:t xml:space="preserve">____________________________</w:t>
+            </w:r>
+          </w:p>
+          <w:p>
+            <w:pPr>
+              <w:spacing w:after="30" w:before="40"/>
+            </w:pPr>
+            <w:r>
+              <w:rPr>
+                <w:b/>
+                <w:bCs/>
+                <w:color w:val="1A6FB5"/>
+                <w:sz w:val="18"/>
+                <w:szCs w:val="18"/>
+              </w:rPr>
+              <w:t xml:space="preserve">Although... _______________</w:t>
+            </w:r>
+          </w:p>
+          <w:p>
+            <w:pPr>
+              <w:spacing w:after="50" w:before="0"/>
+            </w:pPr>
+            <w:r>
+              <w:rPr>
+                <w:color w:val="BBBBBB"/>
+                <w:sz w:val="18"/>
+                <w:szCs w:val="18"/>
+              </w:rPr>
+              <w:t xml:space="preserve">____________________________</w:t>
+            </w:r>
+          </w:p>
+          <w:p>
+            <w:pPr>
+              <w:spacing w:after="30" w:before="40"/>
+            </w:pPr>
+            <w:r>
+              <w:rPr>
+                <w:b/>
+                <w:bCs/>
+                <w:color w:val="7A5400"/>
+                <w:sz w:val="18"/>
+                <w:szCs w:val="18"/>
+              </w:rPr>
+              <w:t xml:space="preserve">Therefore... ______________</w:t>
+            </w:r>
+          </w:p>
+          <w:p>
+            <w:pPr>
+              <w:spacing w:after="50" w:before="0"/>
+            </w:pPr>
+            <w:r>
+              <w:rPr>
+                <w:color w:val="BBBBBB"/>
+                <w:sz w:val="18"/>
+                <w:szCs w:val="18"/>
+              </w:rPr>
+              <w:t xml:space="preserve">____________________________</w:t>
+            </w:r>
+          </w:p>
+        </w:tc>
+      </w:tr>
+    </w:tbl>
     <w:p>
       <w:pPr>
-        <w:spacing w:after="40" w:before="0"/>
-      </w:pPr>
-      <w:r>
-        <w:rPr>
-          <w:sz w:val="22"/>
-          <w:szCs w:val="22"/>
-        </w:rPr>
-        <w:t xml:space="preserve">1.  2 × 2 = ___</w:t>
+        <w:spacing w:after="60" w:before="0"/>
+      </w:pPr>
+      <w:r>
+        <w:t xml:space="preserve"/>
       </w:r>
     </w:p>
+    <w:tbl>
+      <w:tblPr>
+        <w:tblW w:type="dxa" w:w="9360"/>
+        <w:tblBorders>
+          <w:top w:val="single" w:color="C7D2DD" w:sz="6"/>
+          <w:left w:val="single" w:color="C7D2DD" w:sz="6"/>
+          <w:bottom w:val="single" w:color="C7D2DD" w:sz="6"/>
+          <w:right w:val="single" w:color="C7D2DD" w:sz="6"/>
+          <w:insideH w:val="single" w:color="C7D2DD" w:sz="6"/>
+          <w:insideV w:val="single" w:color="C7D2DD" w:sz="6"/>
+        </w:tblBorders>
+      </w:tblPr>
+      <w:tblGrid>
+        <w:gridCol w:w="2800"/>
+        <w:gridCol w:w="3560"/>
+        <w:gridCol w:w="3000"/>
+      </w:tblGrid>
+      <w:tr>
+        <w:trPr>
+          <w:cantSplit/>
+          <w:tblHeader/>
+        </w:trPr>
+        <w:tc>
+          <w:tcPr>
+            <w:tcW w:type="dxa" w:w="2800"/>
+            <w:shd w:fill="EEF4F8" w:color="auto" w:val="clear"/>
+            <w:tcMar>
+              <w:top w:type="dxa" w:w="60"/>
+              <w:left w:type="dxa" w:w="100"/>
+              <w:bottom w:type="dxa" w:w="60"/>
+              <w:right w:type="dxa" w:w="100"/>
+            </w:tcMar>
+          </w:tcPr>
+          <w:p>
+            <w:pPr>
+              <w:spacing w:after="0" w:before="0"/>
+            </w:pPr>
+            <w:r>
+              <w:rPr>
+                <w:b/>
+                <w:bCs/>
+                <w:color w:val="0F2B3C"/>
+                <w:sz w:val="16"/>
+                <w:szCs w:val="16"/>
+              </w:rPr>
+              <w:t xml:space="preserve">CORE PROBLEM / GIVEN REPRESENTATION</w:t>
+            </w:r>
+          </w:p>
+        </w:tc>
+        <w:tc>
+          <w:tcPr>
+            <w:tcW w:type="dxa" w:w="3560"/>
+            <w:shd w:fill="EEF4F8" w:color="auto" w:val="clear"/>
+            <w:tcMar>
+              <w:top w:type="dxa" w:w="60"/>
+              <w:left w:type="dxa" w:w="100"/>
+              <w:bottom w:type="dxa" w:w="60"/>
+              <w:right w:type="dxa" w:w="100"/>
+            </w:tcMar>
+          </w:tcPr>
+          <w:p>
+            <w:pPr>
+              <w:spacing w:after="0" w:before="0"/>
+            </w:pPr>
+            <w:r>
+              <w:rPr>
+                <w:b/>
+                <w:bCs/>
+                <w:color w:val="0F2B3C"/>
+                <w:sz w:val="16"/>
+                <w:szCs w:val="16"/>
+              </w:rPr>
+              <w:t xml:space="preserve">WORKING SPACE / CALCULATION STEPS</w:t>
+            </w:r>
+          </w:p>
+        </w:tc>
+        <w:tc>
+          <w:tcPr>
+            <w:tcW w:type="dxa" w:w="3000"/>
+            <w:shd w:fill="FBF3E2" w:color="auto" w:val="clear"/>
+            <w:tcMar>
+              <w:top w:type="dxa" w:w="60"/>
+              <w:left w:type="dxa" w:w="100"/>
+              <w:bottom w:type="dxa" w:w="60"/>
+              <w:right w:type="dxa" w:w="100"/>
+            </w:tcMar>
+          </w:tcPr>
+          <w:p>
+            <w:pPr>
+              <w:spacing w:after="0" w:before="0"/>
+            </w:pPr>
+            <w:r>
+              <w:rPr>
+                <w:b/>
+                <w:bCs/>
+                <w:color w:val="7A5400"/>
+                <w:sz w:val="16"/>
+                <w:szCs w:val="16"/>
+              </w:rPr>
+              <w:t xml:space="preserve">EXPLAIN YOUR REASONING</w:t>
+            </w:r>
+          </w:p>
+        </w:tc>
+      </w:tr>
+      <w:tr>
+        <w:trPr>
+          <w:cantSplit/>
+        </w:trPr>
+        <w:tc>
+          <w:tcPr>
+            <w:tcW w:type="dxa" w:w="2800"/>
+            <w:tcMar>
+              <w:top w:type="dxa" w:w="80"/>
+              <w:left w:type="dxa" w:w="100"/>
+              <w:bottom w:type="dxa" w:w="80"/>
+              <w:right w:type="dxa" w:w="100"/>
+            </w:tcMar>
+            <w:vAlign w:val="top"/>
+          </w:tcPr>
+          <w:p>
+            <w:pPr>
+              <w:spacing w:after="40" w:before="0"/>
+            </w:pPr>
+            <w:r>
+              <w:rPr>
+                <w:b/>
+                <w:bCs/>
+                <w:color w:val="0F2B3C"/>
+                <w:sz w:val="20"/>
+                <w:szCs w:val="20"/>
+              </w:rPr>
+              <w:t xml:space="preserve">2.  Now take that answer and multiply by 2 again: 4 × 2 = ___</w:t>
+            </w:r>
+          </w:p>
+        </w:tc>
+        <w:tc>
+          <w:tcPr>
+            <w:tcW w:type="dxa" w:w="3560"/>
+            <w:tcMar>
+              <w:top w:type="dxa" w:w="80"/>
+              <w:left w:type="dxa" w:w="100"/>
+              <w:bottom w:type="dxa" w:w="80"/>
+              <w:right w:type="dxa" w:w="100"/>
+            </w:tcMar>
+            <w:vAlign w:val="top"/>
+          </w:tcPr>
+          <w:p>
+            <w:pPr>
+              <w:spacing w:after="50" w:before="0"/>
+            </w:pPr>
+            <w:r>
+              <w:rPr>
+                <w:color w:val="BBBBBB"/>
+                <w:sz w:val="18"/>
+                <w:szCs w:val="18"/>
+              </w:rPr>
+              <w:t xml:space="preserve">____________________________</w:t>
+            </w:r>
+          </w:p>
+          <w:p>
+            <w:pPr>
+              <w:spacing w:after="50" w:before="0"/>
+            </w:pPr>
+            <w:r>
+              <w:rPr>
+                <w:color w:val="BBBBBB"/>
+                <w:sz w:val="18"/>
+                <w:szCs w:val="18"/>
+              </w:rPr>
+              <w:t xml:space="preserve">____________________________</w:t>
+            </w:r>
+          </w:p>
+          <w:p>
+            <w:pPr>
+              <w:spacing w:after="50" w:before="0"/>
+            </w:pPr>
+            <w:r>
+              <w:rPr>
+                <w:color w:val="BBBBBB"/>
+                <w:sz w:val="18"/>
+                <w:szCs w:val="18"/>
+              </w:rPr>
+              <w:t xml:space="preserve">____________________________</w:t>
+            </w:r>
+          </w:p>
+          <w:p>
+            <w:pPr>
+              <w:spacing w:after="50" w:before="0"/>
+            </w:pPr>
+            <w:r>
+              <w:rPr>
+                <w:color w:val="BBBBBB"/>
+                <w:sz w:val="18"/>
+                <w:szCs w:val="18"/>
+              </w:rPr>
+              <w:t xml:space="preserve">____________________________</w:t>
+            </w:r>
+          </w:p>
+        </w:tc>
+        <w:tc>
+          <w:tcPr>
+            <w:tcW w:type="dxa" w:w="3000"/>
+            <w:shd w:fill="FBF3E2" w:color="auto" w:val="clear"/>
+            <w:tcMar>
+              <w:top w:type="dxa" w:w="80"/>
+              <w:left w:type="dxa" w:w="100"/>
+              <w:bottom w:type="dxa" w:w="80"/>
+              <w:right w:type="dxa" w:w="100"/>
+            </w:tcMar>
+            <w:vAlign w:val="top"/>
+          </w:tcPr>
+          <w:p>
+            <w:pPr>
+              <w:spacing w:after="30" w:before="0"/>
+            </w:pPr>
+            <w:r>
+              <w:rPr>
+                <w:b/>
+                <w:bCs/>
+                <w:color w:val="0F2B3C"/>
+                <w:sz w:val="18"/>
+                <w:szCs w:val="18"/>
+              </w:rPr>
+              <w:t xml:space="preserve">Because... ________________</w:t>
+            </w:r>
+          </w:p>
+          <w:p>
+            <w:pPr>
+              <w:spacing w:after="50" w:before="0"/>
+            </w:pPr>
+            <w:r>
+              <w:rPr>
+                <w:color w:val="BBBBBB"/>
+                <w:sz w:val="18"/>
+                <w:szCs w:val="18"/>
+              </w:rPr>
+              <w:t xml:space="preserve">____________________________</w:t>
+            </w:r>
+          </w:p>
+          <w:p>
+            <w:pPr>
+              <w:spacing w:after="30" w:before="40"/>
+            </w:pPr>
+            <w:r>
+              <w:rPr>
+                <w:b/>
+                <w:bCs/>
+                <w:color w:val="1A6FB5"/>
+                <w:sz w:val="18"/>
+                <w:szCs w:val="18"/>
+              </w:rPr>
+              <w:t xml:space="preserve">Although... _______________</w:t>
+            </w:r>
+          </w:p>
+          <w:p>
+            <w:pPr>
+              <w:spacing w:after="50" w:before="0"/>
+            </w:pPr>
+            <w:r>
+              <w:rPr>
+                <w:color w:val="BBBBBB"/>
+                <w:sz w:val="18"/>
+                <w:szCs w:val="18"/>
+              </w:rPr>
+              <w:t xml:space="preserve">____________________________</w:t>
+            </w:r>
+          </w:p>
+          <w:p>
+            <w:pPr>
+              <w:spacing w:after="30" w:before="40"/>
+            </w:pPr>
+            <w:r>
+              <w:rPr>
+                <w:b/>
+                <w:bCs/>
+                <w:color w:val="7A5400"/>
+                <w:sz w:val="18"/>
+                <w:szCs w:val="18"/>
+              </w:rPr>
+              <w:t xml:space="preserve">Therefore... ______________</w:t>
+            </w:r>
+          </w:p>
+          <w:p>
+            <w:pPr>
+              <w:spacing w:after="50" w:before="0"/>
+            </w:pPr>
+            <w:r>
+              <w:rPr>
+                <w:color w:val="BBBBBB"/>
+                <w:sz w:val="18"/>
+                <w:szCs w:val="18"/>
+              </w:rPr>
+              <w:t xml:space="preserve">____________________________</w:t>
+            </w:r>
+          </w:p>
+        </w:tc>
+      </w:tr>
+    </w:tbl>
     <w:p>
       <w:pPr>
-        <w:spacing w:after="80" w:before="0"/>
-      </w:pPr>
-      <w:r>
-        <w:rPr>
-          <w:color w:val="BBBBBB"/>
-        </w:rPr>
-        <w:t xml:space="preserve">____________________________________________________</w:t>
+        <w:spacing w:after="60" w:before="0"/>
+      </w:pPr>
+      <w:r>
+        <w:t xml:space="preserve"/>
       </w:r>
     </w:p>
+    <w:tbl>
+      <w:tblPr>
+        <w:tblW w:type="dxa" w:w="9360"/>
+        <w:tblBorders>
+          <w:top w:val="single" w:color="C7D2DD" w:sz="6"/>
+          <w:left w:val="single" w:color="C7D2DD" w:sz="6"/>
+          <w:bottom w:val="single" w:color="C7D2DD" w:sz="6"/>
+          <w:right w:val="single" w:color="C7D2DD" w:sz="6"/>
+          <w:insideH w:val="single" w:color="C7D2DD" w:sz="6"/>
+          <w:insideV w:val="single" w:color="C7D2DD" w:sz="6"/>
+        </w:tblBorders>
+      </w:tblPr>
+      <w:tblGrid>
+        <w:gridCol w:w="2800"/>
+        <w:gridCol w:w="3560"/>
+        <w:gridCol w:w="3000"/>
+      </w:tblGrid>
+      <w:tr>
+        <w:trPr>
+          <w:cantSplit/>
+          <w:tblHeader/>
+        </w:trPr>
+        <w:tc>
+          <w:tcPr>
+            <w:tcW w:type="dxa" w:w="2800"/>
+            <w:shd w:fill="EEF4F8" w:color="auto" w:val="clear"/>
+            <w:tcMar>
+              <w:top w:type="dxa" w:w="60"/>
+              <w:left w:type="dxa" w:w="100"/>
+              <w:bottom w:type="dxa" w:w="60"/>
+              <w:right w:type="dxa" w:w="100"/>
+            </w:tcMar>
+          </w:tcPr>
+          <w:p>
+            <w:pPr>
+              <w:spacing w:after="0" w:before="0"/>
+            </w:pPr>
+            <w:r>
+              <w:rPr>
+                <w:b/>
+                <w:bCs/>
+                <w:color w:val="0F2B3C"/>
+                <w:sz w:val="16"/>
+                <w:szCs w:val="16"/>
+              </w:rPr>
+              <w:t xml:space="preserve">CORE PROBLEM / GIVEN REPRESENTATION</w:t>
+            </w:r>
+          </w:p>
+        </w:tc>
+        <w:tc>
+          <w:tcPr>
+            <w:tcW w:type="dxa" w:w="3560"/>
+            <w:shd w:fill="EEF4F8" w:color="auto" w:val="clear"/>
+            <w:tcMar>
+              <w:top w:type="dxa" w:w="60"/>
+              <w:left w:type="dxa" w:w="100"/>
+              <w:bottom w:type="dxa" w:w="60"/>
+              <w:right w:type="dxa" w:w="100"/>
+            </w:tcMar>
+          </w:tcPr>
+          <w:p>
+            <w:pPr>
+              <w:spacing w:after="0" w:before="0"/>
+            </w:pPr>
+            <w:r>
+              <w:rPr>
+                <w:b/>
+                <w:bCs/>
+                <w:color w:val="0F2B3C"/>
+                <w:sz w:val="16"/>
+                <w:szCs w:val="16"/>
+              </w:rPr>
+              <w:t xml:space="preserve">WORKING SPACE / CALCULATION STEPS</w:t>
+            </w:r>
+          </w:p>
+        </w:tc>
+        <w:tc>
+          <w:tcPr>
+            <w:tcW w:type="dxa" w:w="3000"/>
+            <w:shd w:fill="FBF3E2" w:color="auto" w:val="clear"/>
+            <w:tcMar>
+              <w:top w:type="dxa" w:w="60"/>
+              <w:left w:type="dxa" w:w="100"/>
+              <w:bottom w:type="dxa" w:w="60"/>
+              <w:right w:type="dxa" w:w="100"/>
+            </w:tcMar>
+          </w:tcPr>
+          <w:p>
+            <w:pPr>
+              <w:spacing w:after="0" w:before="0"/>
+            </w:pPr>
+            <w:r>
+              <w:rPr>
+                <w:b/>
+                <w:bCs/>
+                <w:color w:val="7A5400"/>
+                <w:sz w:val="16"/>
+                <w:szCs w:val="16"/>
+              </w:rPr>
+              <w:t xml:space="preserve">EXPLAIN YOUR REASONING</w:t>
+            </w:r>
+          </w:p>
+        </w:tc>
+      </w:tr>
+      <w:tr>
+        <w:trPr>
+          <w:cantSplit/>
+        </w:trPr>
+        <w:tc>
+          <w:tcPr>
+            <w:tcW w:type="dxa" w:w="2800"/>
+            <w:tcMar>
+              <w:top w:type="dxa" w:w="80"/>
+              <w:left w:type="dxa" w:w="100"/>
+              <w:bottom w:type="dxa" w:w="80"/>
+              <w:right w:type="dxa" w:w="100"/>
+            </w:tcMar>
+            <w:vAlign w:val="top"/>
+          </w:tcPr>
+          <w:p>
+            <w:pPr>
+              <w:spacing w:after="40" w:before="0"/>
+            </w:pPr>
+            <w:r>
+              <w:rPr>
+                <w:b/>
+                <w:bCs/>
+                <w:color w:val="0F2B3C"/>
+                <w:sz w:val="20"/>
+                <w:szCs w:val="20"/>
+              </w:rPr>
+              <w:t xml:space="preserve">3.  3 × 3 = ___</w:t>
+            </w:r>
+          </w:p>
+        </w:tc>
+        <w:tc>
+          <w:tcPr>
+            <w:tcW w:type="dxa" w:w="3560"/>
+            <w:tcMar>
+              <w:top w:type="dxa" w:w="80"/>
+              <w:left w:type="dxa" w:w="100"/>
+              <w:bottom w:type="dxa" w:w="80"/>
+              <w:right w:type="dxa" w:w="100"/>
+            </w:tcMar>
+            <w:vAlign w:val="top"/>
+          </w:tcPr>
+          <w:p>
+            <w:pPr>
+              <w:spacing w:after="50" w:before="0"/>
+            </w:pPr>
+            <w:r>
+              <w:rPr>
+                <w:color w:val="BBBBBB"/>
+                <w:sz w:val="18"/>
+                <w:szCs w:val="18"/>
+              </w:rPr>
+              <w:t xml:space="preserve">____________________________</w:t>
+            </w:r>
+          </w:p>
+          <w:p>
+            <w:pPr>
+              <w:spacing w:after="50" w:before="0"/>
+            </w:pPr>
+            <w:r>
+              <w:rPr>
+                <w:color w:val="BBBBBB"/>
+                <w:sz w:val="18"/>
+                <w:szCs w:val="18"/>
+              </w:rPr>
+              <w:t xml:space="preserve">____________________________</w:t>
+            </w:r>
+          </w:p>
+          <w:p>
+            <w:pPr>
+              <w:spacing w:after="50" w:before="0"/>
+            </w:pPr>
+            <w:r>
+              <w:rPr>
+                <w:color w:val="BBBBBB"/>
+                <w:sz w:val="18"/>
+                <w:szCs w:val="18"/>
+              </w:rPr>
+              <w:t xml:space="preserve">____________________________</w:t>
+            </w:r>
+          </w:p>
+          <w:p>
+            <w:pPr>
+              <w:spacing w:after="50" w:before="0"/>
+            </w:pPr>
+            <w:r>
+              <w:rPr>
+                <w:color w:val="BBBBBB"/>
+                <w:sz w:val="18"/>
+                <w:szCs w:val="18"/>
+              </w:rPr>
+              <w:t xml:space="preserve">____________________________</w:t>
+            </w:r>
+          </w:p>
+        </w:tc>
+        <w:tc>
+          <w:tcPr>
+            <w:tcW w:type="dxa" w:w="3000"/>
+            <w:shd w:fill="FBF3E2" w:color="auto" w:val="clear"/>
+            <w:tcMar>
+              <w:top w:type="dxa" w:w="80"/>
+              <w:left w:type="dxa" w:w="100"/>
+              <w:bottom w:type="dxa" w:w="80"/>
+              <w:right w:type="dxa" w:w="100"/>
+            </w:tcMar>
+            <w:vAlign w:val="top"/>
+          </w:tcPr>
+          <w:p>
+            <w:pPr>
+              <w:spacing w:after="30" w:before="0"/>
+            </w:pPr>
+            <w:r>
+              <w:rPr>
+                <w:b/>
+                <w:bCs/>
+                <w:color w:val="0F2B3C"/>
+                <w:sz w:val="18"/>
+                <w:szCs w:val="18"/>
+              </w:rPr>
+              <w:t xml:space="preserve">Because... ________________</w:t>
+            </w:r>
+          </w:p>
+          <w:p>
+            <w:pPr>
+              <w:spacing w:after="50" w:before="0"/>
+            </w:pPr>
+            <w:r>
+              <w:rPr>
+                <w:color w:val="BBBBBB"/>
+                <w:sz w:val="18"/>
+                <w:szCs w:val="18"/>
+              </w:rPr>
+              <w:t xml:space="preserve">____________________________</w:t>
+            </w:r>
+          </w:p>
+          <w:p>
+            <w:pPr>
+              <w:spacing w:after="30" w:before="40"/>
+            </w:pPr>
+            <w:r>
+              <w:rPr>
+                <w:b/>
+                <w:bCs/>
+                <w:color w:val="1A6FB5"/>
+                <w:sz w:val="18"/>
+                <w:szCs w:val="18"/>
+              </w:rPr>
+              <w:t xml:space="preserve">Although... _______________</w:t>
+            </w:r>
+          </w:p>
+          <w:p>
+            <w:pPr>
+              <w:spacing w:after="50" w:before="0"/>
+            </w:pPr>
+            <w:r>
+              <w:rPr>
+                <w:color w:val="BBBBBB"/>
+                <w:sz w:val="18"/>
+                <w:szCs w:val="18"/>
+              </w:rPr>
+              <w:t xml:space="preserve">____________________________</w:t>
+            </w:r>
+          </w:p>
+          <w:p>
+            <w:pPr>
+              <w:spacing w:after="30" w:before="40"/>
+            </w:pPr>
+            <w:r>
+              <w:rPr>
+                <w:b/>
+                <w:bCs/>
+                <w:color w:val="7A5400"/>
+                <w:sz w:val="18"/>
+                <w:szCs w:val="18"/>
+              </w:rPr>
+              <w:t xml:space="preserve">Therefore... ______________</w:t>
+            </w:r>
+          </w:p>
+          <w:p>
+            <w:pPr>
+              <w:spacing w:after="50" w:before="0"/>
+            </w:pPr>
+            <w:r>
+              <w:rPr>
+                <w:color w:val="BBBBBB"/>
+                <w:sz w:val="18"/>
+                <w:szCs w:val="18"/>
+              </w:rPr>
+              <w:t xml:space="preserve">____________________________</w:t>
+            </w:r>
+          </w:p>
+        </w:tc>
+      </w:tr>
+    </w:tbl>
     <w:p>
       <w:pPr>
-        <w:spacing w:after="40" w:before="0"/>
-      </w:pPr>
-      <w:r>
-        <w:rPr>
-          <w:sz w:val="22"/>
-          <w:szCs w:val="22"/>
-        </w:rPr>
-        <w:t xml:space="preserve">2.  Now take that answer and multiply by 2 again: 4 × 2 = ___</w:t>
-      </w:r>
-    </w:p>
-    <w:p>
-      <w:pPr>
-        <w:spacing w:after="80" w:before="0"/>
-      </w:pPr>
-      <w:r>
-        <w:rPr>
-          <w:color w:val="BBBBBB"/>
-        </w:rPr>
-        <w:t xml:space="preserve">____________________________________________________</w:t>
-      </w:r>
-    </w:p>
-    <w:p>
-      <w:pPr>
-        <w:spacing w:after="40" w:before="0"/>
-      </w:pPr>
-      <w:r>
-        <w:rPr>
-          <w:sz w:val="22"/>
-          <w:szCs w:val="22"/>
-        </w:rPr>
-        <w:t xml:space="preserve">3.  3 × 3 = ___</w:t>
-      </w:r>
-    </w:p>
-    <w:p>
-      <w:pPr>
-        <w:spacing w:after="80" w:before="0"/>
-      </w:pPr>
-      <w:r>
-        <w:rPr>
-          <w:color w:val="BBBBBB"/>
-        </w:rPr>
-        <w:t xml:space="preserve">____________________________________________________</w:t>
+        <w:spacing w:after="60" w:before="0"/>
+      </w:pPr>
+      <w:r>
+        <w:t xml:space="preserve"/>
       </w:r>
     </w:p>
     <w:p>
@@ -225,73 +2464,922 @@
         <w:t xml:space="preserve">Multiply the same number more than once.</w:t>
       </w:r>
     </w:p>
+    <w:tbl>
+      <w:tblPr>
+        <w:tblW w:type="dxa" w:w="9360"/>
+        <w:tblBorders>
+          <w:top w:val="single" w:color="C7D2DD" w:sz="6"/>
+          <w:left w:val="single" w:color="C7D2DD" w:sz="6"/>
+          <w:bottom w:val="single" w:color="C7D2DD" w:sz="6"/>
+          <w:right w:val="single" w:color="C7D2DD" w:sz="6"/>
+          <w:insideH w:val="single" w:color="C7D2DD" w:sz="6"/>
+          <w:insideV w:val="single" w:color="C7D2DD" w:sz="6"/>
+        </w:tblBorders>
+      </w:tblPr>
+      <w:tblGrid>
+        <w:gridCol w:w="2800"/>
+        <w:gridCol w:w="3560"/>
+        <w:gridCol w:w="3000"/>
+      </w:tblGrid>
+      <w:tr>
+        <w:trPr>
+          <w:cantSplit/>
+          <w:tblHeader/>
+        </w:trPr>
+        <w:tc>
+          <w:tcPr>
+            <w:tcW w:type="dxa" w:w="2800"/>
+            <w:shd w:fill="EEF4F8" w:color="auto" w:val="clear"/>
+            <w:tcMar>
+              <w:top w:type="dxa" w:w="60"/>
+              <w:left w:type="dxa" w:w="100"/>
+              <w:bottom w:type="dxa" w:w="60"/>
+              <w:right w:type="dxa" w:w="100"/>
+            </w:tcMar>
+          </w:tcPr>
+          <w:p>
+            <w:pPr>
+              <w:spacing w:after="0" w:before="0"/>
+            </w:pPr>
+            <w:r>
+              <w:rPr>
+                <w:b/>
+                <w:bCs/>
+                <w:color w:val="0F2B3C"/>
+                <w:sz w:val="16"/>
+                <w:szCs w:val="16"/>
+              </w:rPr>
+              <w:t xml:space="preserve">CORE PROBLEM / GIVEN REPRESENTATION</w:t>
+            </w:r>
+          </w:p>
+        </w:tc>
+        <w:tc>
+          <w:tcPr>
+            <w:tcW w:type="dxa" w:w="3560"/>
+            <w:shd w:fill="EEF4F8" w:color="auto" w:val="clear"/>
+            <w:tcMar>
+              <w:top w:type="dxa" w:w="60"/>
+              <w:left w:type="dxa" w:w="100"/>
+              <w:bottom w:type="dxa" w:w="60"/>
+              <w:right w:type="dxa" w:w="100"/>
+            </w:tcMar>
+          </w:tcPr>
+          <w:p>
+            <w:pPr>
+              <w:spacing w:after="0" w:before="0"/>
+            </w:pPr>
+            <w:r>
+              <w:rPr>
+                <w:b/>
+                <w:bCs/>
+                <w:color w:val="0F2B3C"/>
+                <w:sz w:val="16"/>
+                <w:szCs w:val="16"/>
+              </w:rPr>
+              <w:t xml:space="preserve">WORKING SPACE / CALCULATION STEPS</w:t>
+            </w:r>
+          </w:p>
+        </w:tc>
+        <w:tc>
+          <w:tcPr>
+            <w:tcW w:type="dxa" w:w="3000"/>
+            <w:shd w:fill="FBF3E2" w:color="auto" w:val="clear"/>
+            <w:tcMar>
+              <w:top w:type="dxa" w:w="60"/>
+              <w:left w:type="dxa" w:w="100"/>
+              <w:bottom w:type="dxa" w:w="60"/>
+              <w:right w:type="dxa" w:w="100"/>
+            </w:tcMar>
+          </w:tcPr>
+          <w:p>
+            <w:pPr>
+              <w:spacing w:after="0" w:before="0"/>
+            </w:pPr>
+            <w:r>
+              <w:rPr>
+                <w:b/>
+                <w:bCs/>
+                <w:color w:val="7A5400"/>
+                <w:sz w:val="16"/>
+                <w:szCs w:val="16"/>
+              </w:rPr>
+              <w:t xml:space="preserve">EXPLAIN YOUR REASONING</w:t>
+            </w:r>
+          </w:p>
+        </w:tc>
+      </w:tr>
+      <w:tr>
+        <w:trPr>
+          <w:cantSplit/>
+        </w:trPr>
+        <w:tc>
+          <w:tcPr>
+            <w:tcW w:type="dxa" w:w="2800"/>
+            <w:tcMar>
+              <w:top w:type="dxa" w:w="80"/>
+              <w:left w:type="dxa" w:w="100"/>
+              <w:bottom w:type="dxa" w:w="80"/>
+              <w:right w:type="dxa" w:w="100"/>
+            </w:tcMar>
+            <w:vAlign w:val="top"/>
+          </w:tcPr>
+          <w:p>
+            <w:pPr>
+              <w:spacing w:after="40" w:before="0"/>
+            </w:pPr>
+            <w:r>
+              <w:rPr>
+                <w:b/>
+                <w:bCs/>
+                <w:color w:val="0F2B3C"/>
+                <w:sz w:val="20"/>
+                <w:szCs w:val="20"/>
+              </w:rPr>
+              <w:t xml:space="preserve">1.  2 × 2 × 2 = ___</w:t>
+            </w:r>
+          </w:p>
+        </w:tc>
+        <w:tc>
+          <w:tcPr>
+            <w:tcW w:type="dxa" w:w="3560"/>
+            <w:tcMar>
+              <w:top w:type="dxa" w:w="80"/>
+              <w:left w:type="dxa" w:w="100"/>
+              <w:bottom w:type="dxa" w:w="80"/>
+              <w:right w:type="dxa" w:w="100"/>
+            </w:tcMar>
+            <w:vAlign w:val="top"/>
+          </w:tcPr>
+          <w:p>
+            <w:pPr>
+              <w:spacing w:after="50" w:before="0"/>
+            </w:pPr>
+            <w:r>
+              <w:rPr>
+                <w:color w:val="BBBBBB"/>
+                <w:sz w:val="18"/>
+                <w:szCs w:val="18"/>
+              </w:rPr>
+              <w:t xml:space="preserve">____________________________</w:t>
+            </w:r>
+          </w:p>
+          <w:p>
+            <w:pPr>
+              <w:spacing w:after="50" w:before="0"/>
+            </w:pPr>
+            <w:r>
+              <w:rPr>
+                <w:color w:val="BBBBBB"/>
+                <w:sz w:val="18"/>
+                <w:szCs w:val="18"/>
+              </w:rPr>
+              <w:t xml:space="preserve">____________________________</w:t>
+            </w:r>
+          </w:p>
+          <w:p>
+            <w:pPr>
+              <w:spacing w:after="50" w:before="0"/>
+            </w:pPr>
+            <w:r>
+              <w:rPr>
+                <w:color w:val="BBBBBB"/>
+                <w:sz w:val="18"/>
+                <w:szCs w:val="18"/>
+              </w:rPr>
+              <w:t xml:space="preserve">____________________________</w:t>
+            </w:r>
+          </w:p>
+          <w:p>
+            <w:pPr>
+              <w:spacing w:after="50" w:before="0"/>
+            </w:pPr>
+            <w:r>
+              <w:rPr>
+                <w:color w:val="BBBBBB"/>
+                <w:sz w:val="18"/>
+                <w:szCs w:val="18"/>
+              </w:rPr>
+              <w:t xml:space="preserve">____________________________</w:t>
+            </w:r>
+          </w:p>
+        </w:tc>
+        <w:tc>
+          <w:tcPr>
+            <w:tcW w:type="dxa" w:w="3000"/>
+            <w:shd w:fill="FBF3E2" w:color="auto" w:val="clear"/>
+            <w:tcMar>
+              <w:top w:type="dxa" w:w="80"/>
+              <w:left w:type="dxa" w:w="100"/>
+              <w:bottom w:type="dxa" w:w="80"/>
+              <w:right w:type="dxa" w:w="100"/>
+            </w:tcMar>
+            <w:vAlign w:val="top"/>
+          </w:tcPr>
+          <w:p>
+            <w:pPr>
+              <w:spacing w:after="30" w:before="0"/>
+            </w:pPr>
+            <w:r>
+              <w:rPr>
+                <w:b/>
+                <w:bCs/>
+                <w:color w:val="0F2B3C"/>
+                <w:sz w:val="18"/>
+                <w:szCs w:val="18"/>
+              </w:rPr>
+              <w:t xml:space="preserve">Because... ________________</w:t>
+            </w:r>
+          </w:p>
+          <w:p>
+            <w:pPr>
+              <w:spacing w:after="50" w:before="0"/>
+            </w:pPr>
+            <w:r>
+              <w:rPr>
+                <w:color w:val="BBBBBB"/>
+                <w:sz w:val="18"/>
+                <w:szCs w:val="18"/>
+              </w:rPr>
+              <w:t xml:space="preserve">____________________________</w:t>
+            </w:r>
+          </w:p>
+          <w:p>
+            <w:pPr>
+              <w:spacing w:after="30" w:before="40"/>
+            </w:pPr>
+            <w:r>
+              <w:rPr>
+                <w:b/>
+                <w:bCs/>
+                <w:color w:val="1A6FB5"/>
+                <w:sz w:val="18"/>
+                <w:szCs w:val="18"/>
+              </w:rPr>
+              <w:t xml:space="preserve">Although... _______________</w:t>
+            </w:r>
+          </w:p>
+          <w:p>
+            <w:pPr>
+              <w:spacing w:after="50" w:before="0"/>
+            </w:pPr>
+            <w:r>
+              <w:rPr>
+                <w:color w:val="BBBBBB"/>
+                <w:sz w:val="18"/>
+                <w:szCs w:val="18"/>
+              </w:rPr>
+              <w:t xml:space="preserve">____________________________</w:t>
+            </w:r>
+          </w:p>
+          <w:p>
+            <w:pPr>
+              <w:spacing w:after="30" w:before="40"/>
+            </w:pPr>
+            <w:r>
+              <w:rPr>
+                <w:b/>
+                <w:bCs/>
+                <w:color w:val="7A5400"/>
+                <w:sz w:val="18"/>
+                <w:szCs w:val="18"/>
+              </w:rPr>
+              <w:t xml:space="preserve">Therefore... ______________</w:t>
+            </w:r>
+          </w:p>
+          <w:p>
+            <w:pPr>
+              <w:spacing w:after="50" w:before="0"/>
+            </w:pPr>
+            <w:r>
+              <w:rPr>
+                <w:color w:val="BBBBBB"/>
+                <w:sz w:val="18"/>
+                <w:szCs w:val="18"/>
+              </w:rPr>
+              <w:t xml:space="preserve">____________________________</w:t>
+            </w:r>
+          </w:p>
+        </w:tc>
+      </w:tr>
+    </w:tbl>
     <w:p>
       <w:pPr>
-        <w:spacing w:after="40" w:before="0"/>
-      </w:pPr>
-      <w:r>
-        <w:rPr>
-          <w:sz w:val="22"/>
-          <w:szCs w:val="22"/>
-        </w:rPr>
-        <w:t xml:space="preserve">1.  2 × 2 × 2 = ___</w:t>
+        <w:spacing w:after="60" w:before="0"/>
+      </w:pPr>
+      <w:r>
+        <w:t xml:space="preserve"/>
       </w:r>
     </w:p>
+    <w:tbl>
+      <w:tblPr>
+        <w:tblW w:type="dxa" w:w="9360"/>
+        <w:tblBorders>
+          <w:top w:val="single" w:color="C7D2DD" w:sz="6"/>
+          <w:left w:val="single" w:color="C7D2DD" w:sz="6"/>
+          <w:bottom w:val="single" w:color="C7D2DD" w:sz="6"/>
+          <w:right w:val="single" w:color="C7D2DD" w:sz="6"/>
+          <w:insideH w:val="single" w:color="C7D2DD" w:sz="6"/>
+          <w:insideV w:val="single" w:color="C7D2DD" w:sz="6"/>
+        </w:tblBorders>
+      </w:tblPr>
+      <w:tblGrid>
+        <w:gridCol w:w="2800"/>
+        <w:gridCol w:w="3560"/>
+        <w:gridCol w:w="3000"/>
+      </w:tblGrid>
+      <w:tr>
+        <w:trPr>
+          <w:cantSplit/>
+          <w:tblHeader/>
+        </w:trPr>
+        <w:tc>
+          <w:tcPr>
+            <w:tcW w:type="dxa" w:w="2800"/>
+            <w:shd w:fill="EEF4F8" w:color="auto" w:val="clear"/>
+            <w:tcMar>
+              <w:top w:type="dxa" w:w="60"/>
+              <w:left w:type="dxa" w:w="100"/>
+              <w:bottom w:type="dxa" w:w="60"/>
+              <w:right w:type="dxa" w:w="100"/>
+            </w:tcMar>
+          </w:tcPr>
+          <w:p>
+            <w:pPr>
+              <w:spacing w:after="0" w:before="0"/>
+            </w:pPr>
+            <w:r>
+              <w:rPr>
+                <w:b/>
+                <w:bCs/>
+                <w:color w:val="0F2B3C"/>
+                <w:sz w:val="16"/>
+                <w:szCs w:val="16"/>
+              </w:rPr>
+              <w:t xml:space="preserve">CORE PROBLEM / GIVEN REPRESENTATION</w:t>
+            </w:r>
+          </w:p>
+        </w:tc>
+        <w:tc>
+          <w:tcPr>
+            <w:tcW w:type="dxa" w:w="3560"/>
+            <w:shd w:fill="EEF4F8" w:color="auto" w:val="clear"/>
+            <w:tcMar>
+              <w:top w:type="dxa" w:w="60"/>
+              <w:left w:type="dxa" w:w="100"/>
+              <w:bottom w:type="dxa" w:w="60"/>
+              <w:right w:type="dxa" w:w="100"/>
+            </w:tcMar>
+          </w:tcPr>
+          <w:p>
+            <w:pPr>
+              <w:spacing w:after="0" w:before="0"/>
+            </w:pPr>
+            <w:r>
+              <w:rPr>
+                <w:b/>
+                <w:bCs/>
+                <w:color w:val="0F2B3C"/>
+                <w:sz w:val="16"/>
+                <w:szCs w:val="16"/>
+              </w:rPr>
+              <w:t xml:space="preserve">WORKING SPACE / CALCULATION STEPS</w:t>
+            </w:r>
+          </w:p>
+        </w:tc>
+        <w:tc>
+          <w:tcPr>
+            <w:tcW w:type="dxa" w:w="3000"/>
+            <w:shd w:fill="FBF3E2" w:color="auto" w:val="clear"/>
+            <w:tcMar>
+              <w:top w:type="dxa" w:w="60"/>
+              <w:left w:type="dxa" w:w="100"/>
+              <w:bottom w:type="dxa" w:w="60"/>
+              <w:right w:type="dxa" w:w="100"/>
+            </w:tcMar>
+          </w:tcPr>
+          <w:p>
+            <w:pPr>
+              <w:spacing w:after="0" w:before="0"/>
+            </w:pPr>
+            <w:r>
+              <w:rPr>
+                <w:b/>
+                <w:bCs/>
+                <w:color w:val="7A5400"/>
+                <w:sz w:val="16"/>
+                <w:szCs w:val="16"/>
+              </w:rPr>
+              <w:t xml:space="preserve">EXPLAIN YOUR REASONING</w:t>
+            </w:r>
+          </w:p>
+        </w:tc>
+      </w:tr>
+      <w:tr>
+        <w:trPr>
+          <w:cantSplit/>
+        </w:trPr>
+        <w:tc>
+          <w:tcPr>
+            <w:tcW w:type="dxa" w:w="2800"/>
+            <w:tcMar>
+              <w:top w:type="dxa" w:w="80"/>
+              <w:left w:type="dxa" w:w="100"/>
+              <w:bottom w:type="dxa" w:w="80"/>
+              <w:right w:type="dxa" w:w="100"/>
+            </w:tcMar>
+            <w:vAlign w:val="top"/>
+          </w:tcPr>
+          <w:p>
+            <w:pPr>
+              <w:spacing w:after="40" w:before="0"/>
+            </w:pPr>
+            <w:r>
+              <w:rPr>
+                <w:b/>
+                <w:bCs/>
+                <w:color w:val="0F2B3C"/>
+                <w:sz w:val="20"/>
+                <w:szCs w:val="20"/>
+              </w:rPr>
+              <w:t xml:space="preserve">2.  5 × 5 = ___</w:t>
+            </w:r>
+          </w:p>
+        </w:tc>
+        <w:tc>
+          <w:tcPr>
+            <w:tcW w:type="dxa" w:w="3560"/>
+            <w:tcMar>
+              <w:top w:type="dxa" w:w="80"/>
+              <w:left w:type="dxa" w:w="100"/>
+              <w:bottom w:type="dxa" w:w="80"/>
+              <w:right w:type="dxa" w:w="100"/>
+            </w:tcMar>
+            <w:vAlign w:val="top"/>
+          </w:tcPr>
+          <w:p>
+            <w:pPr>
+              <w:spacing w:after="50" w:before="0"/>
+            </w:pPr>
+            <w:r>
+              <w:rPr>
+                <w:color w:val="BBBBBB"/>
+                <w:sz w:val="18"/>
+                <w:szCs w:val="18"/>
+              </w:rPr>
+              <w:t xml:space="preserve">____________________________</w:t>
+            </w:r>
+          </w:p>
+          <w:p>
+            <w:pPr>
+              <w:spacing w:after="50" w:before="0"/>
+            </w:pPr>
+            <w:r>
+              <w:rPr>
+                <w:color w:val="BBBBBB"/>
+                <w:sz w:val="18"/>
+                <w:szCs w:val="18"/>
+              </w:rPr>
+              <w:t xml:space="preserve">____________________________</w:t>
+            </w:r>
+          </w:p>
+          <w:p>
+            <w:pPr>
+              <w:spacing w:after="50" w:before="0"/>
+            </w:pPr>
+            <w:r>
+              <w:rPr>
+                <w:color w:val="BBBBBB"/>
+                <w:sz w:val="18"/>
+                <w:szCs w:val="18"/>
+              </w:rPr>
+              <w:t xml:space="preserve">____________________________</w:t>
+            </w:r>
+          </w:p>
+          <w:p>
+            <w:pPr>
+              <w:spacing w:after="50" w:before="0"/>
+            </w:pPr>
+            <w:r>
+              <w:rPr>
+                <w:color w:val="BBBBBB"/>
+                <w:sz w:val="18"/>
+                <w:szCs w:val="18"/>
+              </w:rPr>
+              <w:t xml:space="preserve">____________________________</w:t>
+            </w:r>
+          </w:p>
+        </w:tc>
+        <w:tc>
+          <w:tcPr>
+            <w:tcW w:type="dxa" w:w="3000"/>
+            <w:shd w:fill="FBF3E2" w:color="auto" w:val="clear"/>
+            <w:tcMar>
+              <w:top w:type="dxa" w:w="80"/>
+              <w:left w:type="dxa" w:w="100"/>
+              <w:bottom w:type="dxa" w:w="80"/>
+              <w:right w:type="dxa" w:w="100"/>
+            </w:tcMar>
+            <w:vAlign w:val="top"/>
+          </w:tcPr>
+          <w:p>
+            <w:pPr>
+              <w:spacing w:after="30" w:before="0"/>
+            </w:pPr>
+            <w:r>
+              <w:rPr>
+                <w:b/>
+                <w:bCs/>
+                <w:color w:val="0F2B3C"/>
+                <w:sz w:val="18"/>
+                <w:szCs w:val="18"/>
+              </w:rPr>
+              <w:t xml:space="preserve">Because... ________________</w:t>
+            </w:r>
+          </w:p>
+          <w:p>
+            <w:pPr>
+              <w:spacing w:after="50" w:before="0"/>
+            </w:pPr>
+            <w:r>
+              <w:rPr>
+                <w:color w:val="BBBBBB"/>
+                <w:sz w:val="18"/>
+                <w:szCs w:val="18"/>
+              </w:rPr>
+              <w:t xml:space="preserve">____________________________</w:t>
+            </w:r>
+          </w:p>
+          <w:p>
+            <w:pPr>
+              <w:spacing w:after="30" w:before="40"/>
+            </w:pPr>
+            <w:r>
+              <w:rPr>
+                <w:b/>
+                <w:bCs/>
+                <w:color w:val="1A6FB5"/>
+                <w:sz w:val="18"/>
+                <w:szCs w:val="18"/>
+              </w:rPr>
+              <w:t xml:space="preserve">Although... _______________</w:t>
+            </w:r>
+          </w:p>
+          <w:p>
+            <w:pPr>
+              <w:spacing w:after="50" w:before="0"/>
+            </w:pPr>
+            <w:r>
+              <w:rPr>
+                <w:color w:val="BBBBBB"/>
+                <w:sz w:val="18"/>
+                <w:szCs w:val="18"/>
+              </w:rPr>
+              <w:t xml:space="preserve">____________________________</w:t>
+            </w:r>
+          </w:p>
+          <w:p>
+            <w:pPr>
+              <w:spacing w:after="30" w:before="40"/>
+            </w:pPr>
+            <w:r>
+              <w:rPr>
+                <w:b/>
+                <w:bCs/>
+                <w:color w:val="7A5400"/>
+                <w:sz w:val="18"/>
+                <w:szCs w:val="18"/>
+              </w:rPr>
+              <w:t xml:space="preserve">Therefore... ______________</w:t>
+            </w:r>
+          </w:p>
+          <w:p>
+            <w:pPr>
+              <w:spacing w:after="50" w:before="0"/>
+            </w:pPr>
+            <w:r>
+              <w:rPr>
+                <w:color w:val="BBBBBB"/>
+                <w:sz w:val="18"/>
+                <w:szCs w:val="18"/>
+              </w:rPr>
+              <w:t xml:space="preserve">____________________________</w:t>
+            </w:r>
+          </w:p>
+        </w:tc>
+      </w:tr>
+    </w:tbl>
     <w:p>
       <w:pPr>
-        <w:spacing w:after="80" w:before="0"/>
-      </w:pPr>
-      <w:r>
-        <w:rPr>
-          <w:color w:val="BBBBBB"/>
-        </w:rPr>
-        <w:t xml:space="preserve">____________________________________________________</w:t>
+        <w:spacing w:after="60" w:before="0"/>
+      </w:pPr>
+      <w:r>
+        <w:t xml:space="preserve"/>
       </w:r>
     </w:p>
+    <w:tbl>
+      <w:tblPr>
+        <w:tblW w:type="dxa" w:w="9360"/>
+        <w:tblBorders>
+          <w:top w:val="single" w:color="C7D2DD" w:sz="6"/>
+          <w:left w:val="single" w:color="C7D2DD" w:sz="6"/>
+          <w:bottom w:val="single" w:color="C7D2DD" w:sz="6"/>
+          <w:right w:val="single" w:color="C7D2DD" w:sz="6"/>
+          <w:insideH w:val="single" w:color="C7D2DD" w:sz="6"/>
+          <w:insideV w:val="single" w:color="C7D2DD" w:sz="6"/>
+        </w:tblBorders>
+      </w:tblPr>
+      <w:tblGrid>
+        <w:gridCol w:w="2800"/>
+        <w:gridCol w:w="3560"/>
+        <w:gridCol w:w="3000"/>
+      </w:tblGrid>
+      <w:tr>
+        <w:trPr>
+          <w:cantSplit/>
+          <w:tblHeader/>
+        </w:trPr>
+        <w:tc>
+          <w:tcPr>
+            <w:tcW w:type="dxa" w:w="2800"/>
+            <w:shd w:fill="EEF4F8" w:color="auto" w:val="clear"/>
+            <w:tcMar>
+              <w:top w:type="dxa" w:w="60"/>
+              <w:left w:type="dxa" w:w="100"/>
+              <w:bottom w:type="dxa" w:w="60"/>
+              <w:right w:type="dxa" w:w="100"/>
+            </w:tcMar>
+          </w:tcPr>
+          <w:p>
+            <w:pPr>
+              <w:spacing w:after="0" w:before="0"/>
+            </w:pPr>
+            <w:r>
+              <w:rPr>
+                <w:b/>
+                <w:bCs/>
+                <w:color w:val="0F2B3C"/>
+                <w:sz w:val="16"/>
+                <w:szCs w:val="16"/>
+              </w:rPr>
+              <w:t xml:space="preserve">CORE PROBLEM / GIVEN REPRESENTATION</w:t>
+            </w:r>
+          </w:p>
+        </w:tc>
+        <w:tc>
+          <w:tcPr>
+            <w:tcW w:type="dxa" w:w="3560"/>
+            <w:shd w:fill="EEF4F8" w:color="auto" w:val="clear"/>
+            <w:tcMar>
+              <w:top w:type="dxa" w:w="60"/>
+              <w:left w:type="dxa" w:w="100"/>
+              <w:bottom w:type="dxa" w:w="60"/>
+              <w:right w:type="dxa" w:w="100"/>
+            </w:tcMar>
+          </w:tcPr>
+          <w:p>
+            <w:pPr>
+              <w:spacing w:after="0" w:before="0"/>
+            </w:pPr>
+            <w:r>
+              <w:rPr>
+                <w:b/>
+                <w:bCs/>
+                <w:color w:val="0F2B3C"/>
+                <w:sz w:val="16"/>
+                <w:szCs w:val="16"/>
+              </w:rPr>
+              <w:t xml:space="preserve">WORKING SPACE / CALCULATION STEPS</w:t>
+            </w:r>
+          </w:p>
+        </w:tc>
+        <w:tc>
+          <w:tcPr>
+            <w:tcW w:type="dxa" w:w="3000"/>
+            <w:shd w:fill="FBF3E2" w:color="auto" w:val="clear"/>
+            <w:tcMar>
+              <w:top w:type="dxa" w:w="60"/>
+              <w:left w:type="dxa" w:w="100"/>
+              <w:bottom w:type="dxa" w:w="60"/>
+              <w:right w:type="dxa" w:w="100"/>
+            </w:tcMar>
+          </w:tcPr>
+          <w:p>
+            <w:pPr>
+              <w:spacing w:after="0" w:before="0"/>
+            </w:pPr>
+            <w:r>
+              <w:rPr>
+                <w:b/>
+                <w:bCs/>
+                <w:color w:val="7A5400"/>
+                <w:sz w:val="16"/>
+                <w:szCs w:val="16"/>
+              </w:rPr>
+              <w:t xml:space="preserve">EXPLAIN YOUR REASONING</w:t>
+            </w:r>
+          </w:p>
+        </w:tc>
+      </w:tr>
+      <w:tr>
+        <w:trPr>
+          <w:cantSplit/>
+        </w:trPr>
+        <w:tc>
+          <w:tcPr>
+            <w:tcW w:type="dxa" w:w="2800"/>
+            <w:tcMar>
+              <w:top w:type="dxa" w:w="80"/>
+              <w:left w:type="dxa" w:w="100"/>
+              <w:bottom w:type="dxa" w:w="80"/>
+              <w:right w:type="dxa" w:w="100"/>
+            </w:tcMar>
+            <w:vAlign w:val="top"/>
+          </w:tcPr>
+          <w:p>
+            <w:pPr>
+              <w:spacing w:after="40" w:before="0"/>
+            </w:pPr>
+            <w:r>
+              <w:rPr>
+                <w:b/>
+                <w:bCs/>
+                <w:color w:val="0F2B3C"/>
+                <w:sz w:val="20"/>
+                <w:szCs w:val="20"/>
+              </w:rPr>
+              <w:t xml:space="preserve">3.  10 × 10 = ___</w:t>
+            </w:r>
+          </w:p>
+        </w:tc>
+        <w:tc>
+          <w:tcPr>
+            <w:tcW w:type="dxa" w:w="3560"/>
+            <w:tcMar>
+              <w:top w:type="dxa" w:w="80"/>
+              <w:left w:type="dxa" w:w="100"/>
+              <w:bottom w:type="dxa" w:w="80"/>
+              <w:right w:type="dxa" w:w="100"/>
+            </w:tcMar>
+            <w:vAlign w:val="top"/>
+          </w:tcPr>
+          <w:p>
+            <w:pPr>
+              <w:spacing w:after="50" w:before="0"/>
+            </w:pPr>
+            <w:r>
+              <w:rPr>
+                <w:color w:val="BBBBBB"/>
+                <w:sz w:val="18"/>
+                <w:szCs w:val="18"/>
+              </w:rPr>
+              <w:t xml:space="preserve">____________________________</w:t>
+            </w:r>
+          </w:p>
+          <w:p>
+            <w:pPr>
+              <w:spacing w:after="50" w:before="0"/>
+            </w:pPr>
+            <w:r>
+              <w:rPr>
+                <w:color w:val="BBBBBB"/>
+                <w:sz w:val="18"/>
+                <w:szCs w:val="18"/>
+              </w:rPr>
+              <w:t xml:space="preserve">____________________________</w:t>
+            </w:r>
+          </w:p>
+          <w:p>
+            <w:pPr>
+              <w:spacing w:after="50" w:before="0"/>
+            </w:pPr>
+            <w:r>
+              <w:rPr>
+                <w:color w:val="BBBBBB"/>
+                <w:sz w:val="18"/>
+                <w:szCs w:val="18"/>
+              </w:rPr>
+              <w:t xml:space="preserve">____________________________</w:t>
+            </w:r>
+          </w:p>
+          <w:p>
+            <w:pPr>
+              <w:spacing w:after="50" w:before="0"/>
+            </w:pPr>
+            <w:r>
+              <w:rPr>
+                <w:color w:val="BBBBBB"/>
+                <w:sz w:val="18"/>
+                <w:szCs w:val="18"/>
+              </w:rPr>
+              <w:t xml:space="preserve">____________________________</w:t>
+            </w:r>
+          </w:p>
+        </w:tc>
+        <w:tc>
+          <w:tcPr>
+            <w:tcW w:type="dxa" w:w="3000"/>
+            <w:shd w:fill="FBF3E2" w:color="auto" w:val="clear"/>
+            <w:tcMar>
+              <w:top w:type="dxa" w:w="80"/>
+              <w:left w:type="dxa" w:w="100"/>
+              <w:bottom w:type="dxa" w:w="80"/>
+              <w:right w:type="dxa" w:w="100"/>
+            </w:tcMar>
+            <w:vAlign w:val="top"/>
+          </w:tcPr>
+          <w:p>
+            <w:pPr>
+              <w:spacing w:after="30" w:before="0"/>
+            </w:pPr>
+            <w:r>
+              <w:rPr>
+                <w:b/>
+                <w:bCs/>
+                <w:color w:val="0F2B3C"/>
+                <w:sz w:val="18"/>
+                <w:szCs w:val="18"/>
+              </w:rPr>
+              <w:t xml:space="preserve">Because... ________________</w:t>
+            </w:r>
+          </w:p>
+          <w:p>
+            <w:pPr>
+              <w:spacing w:after="50" w:before="0"/>
+            </w:pPr>
+            <w:r>
+              <w:rPr>
+                <w:color w:val="BBBBBB"/>
+                <w:sz w:val="18"/>
+                <w:szCs w:val="18"/>
+              </w:rPr>
+              <w:t xml:space="preserve">____________________________</w:t>
+            </w:r>
+          </w:p>
+          <w:p>
+            <w:pPr>
+              <w:spacing w:after="30" w:before="40"/>
+            </w:pPr>
+            <w:r>
+              <w:rPr>
+                <w:b/>
+                <w:bCs/>
+                <w:color w:val="1A6FB5"/>
+                <w:sz w:val="18"/>
+                <w:szCs w:val="18"/>
+              </w:rPr>
+              <w:t xml:space="preserve">Although... _______________</w:t>
+            </w:r>
+          </w:p>
+          <w:p>
+            <w:pPr>
+              <w:spacing w:after="50" w:before="0"/>
+            </w:pPr>
+            <w:r>
+              <w:rPr>
+                <w:color w:val="BBBBBB"/>
+                <w:sz w:val="18"/>
+                <w:szCs w:val="18"/>
+              </w:rPr>
+              <w:t xml:space="preserve">____________________________</w:t>
+            </w:r>
+          </w:p>
+          <w:p>
+            <w:pPr>
+              <w:spacing w:after="30" w:before="40"/>
+            </w:pPr>
+            <w:r>
+              <w:rPr>
+                <w:b/>
+                <w:bCs/>
+                <w:color w:val="7A5400"/>
+                <w:sz w:val="18"/>
+                <w:szCs w:val="18"/>
+              </w:rPr>
+              <w:t xml:space="preserve">Therefore... ______________</w:t>
+            </w:r>
+          </w:p>
+          <w:p>
+            <w:pPr>
+              <w:spacing w:after="50" w:before="0"/>
+            </w:pPr>
+            <w:r>
+              <w:rPr>
+                <w:color w:val="BBBBBB"/>
+                <w:sz w:val="18"/>
+                <w:szCs w:val="18"/>
+              </w:rPr>
+              <w:t xml:space="preserve">____________________________</w:t>
+            </w:r>
+          </w:p>
+        </w:tc>
+      </w:tr>
+    </w:tbl>
     <w:p>
       <w:pPr>
-        <w:spacing w:after="40" w:before="0"/>
-      </w:pPr>
-      <w:r>
-        <w:rPr>
-          <w:sz w:val="22"/>
-          <w:szCs w:val="22"/>
-        </w:rPr>
-        <w:t xml:space="preserve">2.  5 × 5 = ___</w:t>
-      </w:r>
-    </w:p>
-    <w:p>
-      <w:pPr>
-        <w:spacing w:after="80" w:before="0"/>
-      </w:pPr>
-      <w:r>
-        <w:rPr>
-          <w:color w:val="BBBBBB"/>
-        </w:rPr>
-        <w:t xml:space="preserve">____________________________________________________</w:t>
-      </w:r>
-    </w:p>
-    <w:p>
-      <w:pPr>
-        <w:spacing w:after="40" w:before="0"/>
-      </w:pPr>
-      <w:r>
-        <w:rPr>
-          <w:sz w:val="22"/>
-          <w:szCs w:val="22"/>
-        </w:rPr>
-        <w:t xml:space="preserve">3.  10 × 10 = ___</w:t>
-      </w:r>
-    </w:p>
-    <w:p>
-      <w:pPr>
-        <w:spacing w:after="80" w:before="0"/>
-      </w:pPr>
-      <w:r>
-        <w:rPr>
-          <w:color w:val="BBBBBB"/>
-        </w:rPr>
-        <w:t xml:space="preserve">____________________________________________________</w:t>
+        <w:spacing w:after="60" w:before="0"/>
+      </w:pPr>
+      <w:r>
+        <w:t xml:space="preserve"/>
       </w:r>
     </w:p>
     <w:p>
@@ -323,50 +3411,616 @@
         <w:t xml:space="preserve">Warm up straight into powers.</w:t>
       </w:r>
     </w:p>
+    <w:tbl>
+      <w:tblPr>
+        <w:tblW w:type="dxa" w:w="9360"/>
+        <w:tblBorders>
+          <w:top w:val="single" w:color="C7D2DD" w:sz="6"/>
+          <w:left w:val="single" w:color="C7D2DD" w:sz="6"/>
+          <w:bottom w:val="single" w:color="C7D2DD" w:sz="6"/>
+          <w:right w:val="single" w:color="C7D2DD" w:sz="6"/>
+          <w:insideH w:val="single" w:color="C7D2DD" w:sz="6"/>
+          <w:insideV w:val="single" w:color="C7D2DD" w:sz="6"/>
+        </w:tblBorders>
+      </w:tblPr>
+      <w:tblGrid>
+        <w:gridCol w:w="2800"/>
+        <w:gridCol w:w="3560"/>
+        <w:gridCol w:w="3000"/>
+      </w:tblGrid>
+      <w:tr>
+        <w:trPr>
+          <w:cantSplit/>
+          <w:tblHeader/>
+        </w:trPr>
+        <w:tc>
+          <w:tcPr>
+            <w:tcW w:type="dxa" w:w="2800"/>
+            <w:shd w:fill="EEF4F8" w:color="auto" w:val="clear"/>
+            <w:tcMar>
+              <w:top w:type="dxa" w:w="60"/>
+              <w:left w:type="dxa" w:w="100"/>
+              <w:bottom w:type="dxa" w:w="60"/>
+              <w:right w:type="dxa" w:w="100"/>
+            </w:tcMar>
+          </w:tcPr>
+          <w:p>
+            <w:pPr>
+              <w:spacing w:after="0" w:before="0"/>
+            </w:pPr>
+            <w:r>
+              <w:rPr>
+                <w:b/>
+                <w:bCs/>
+                <w:color w:val="0F2B3C"/>
+                <w:sz w:val="16"/>
+                <w:szCs w:val="16"/>
+              </w:rPr>
+              <w:t xml:space="preserve">CORE PROBLEM / GIVEN REPRESENTATION</w:t>
+            </w:r>
+          </w:p>
+        </w:tc>
+        <w:tc>
+          <w:tcPr>
+            <w:tcW w:type="dxa" w:w="3560"/>
+            <w:shd w:fill="EEF4F8" w:color="auto" w:val="clear"/>
+            <w:tcMar>
+              <w:top w:type="dxa" w:w="60"/>
+              <w:left w:type="dxa" w:w="100"/>
+              <w:bottom w:type="dxa" w:w="60"/>
+              <w:right w:type="dxa" w:w="100"/>
+            </w:tcMar>
+          </w:tcPr>
+          <w:p>
+            <w:pPr>
+              <w:spacing w:after="0" w:before="0"/>
+            </w:pPr>
+            <w:r>
+              <w:rPr>
+                <w:b/>
+                <w:bCs/>
+                <w:color w:val="0F2B3C"/>
+                <w:sz w:val="16"/>
+                <w:szCs w:val="16"/>
+              </w:rPr>
+              <w:t xml:space="preserve">WORKING SPACE / CALCULATION STEPS</w:t>
+            </w:r>
+          </w:p>
+        </w:tc>
+        <w:tc>
+          <w:tcPr>
+            <w:tcW w:type="dxa" w:w="3000"/>
+            <w:shd w:fill="FBF3E2" w:color="auto" w:val="clear"/>
+            <w:tcMar>
+              <w:top w:type="dxa" w:w="60"/>
+              <w:left w:type="dxa" w:w="100"/>
+              <w:bottom w:type="dxa" w:w="60"/>
+              <w:right w:type="dxa" w:w="100"/>
+            </w:tcMar>
+          </w:tcPr>
+          <w:p>
+            <w:pPr>
+              <w:spacing w:after="0" w:before="0"/>
+            </w:pPr>
+            <w:r>
+              <w:rPr>
+                <w:b/>
+                <w:bCs/>
+                <w:color w:val="7A5400"/>
+                <w:sz w:val="16"/>
+                <w:szCs w:val="16"/>
+              </w:rPr>
+              <w:t xml:space="preserve">EXPLAIN YOUR REASONING</w:t>
+            </w:r>
+          </w:p>
+        </w:tc>
+      </w:tr>
+      <w:tr>
+        <w:trPr>
+          <w:cantSplit/>
+        </w:trPr>
+        <w:tc>
+          <w:tcPr>
+            <w:tcW w:type="dxa" w:w="2800"/>
+            <w:tcMar>
+              <w:top w:type="dxa" w:w="80"/>
+              <w:left w:type="dxa" w:w="100"/>
+              <w:bottom w:type="dxa" w:w="80"/>
+              <w:right w:type="dxa" w:w="100"/>
+            </w:tcMar>
+            <w:vAlign w:val="top"/>
+          </w:tcPr>
+          <w:p>
+            <w:pPr>
+              <w:spacing w:after="40" w:before="0"/>
+            </w:pPr>
+            <w:r>
+              <w:rPr>
+                <w:b/>
+                <w:bCs/>
+                <w:color w:val="0F2B3C"/>
+                <w:sz w:val="20"/>
+                <w:szCs w:val="20"/>
+              </w:rPr>
+              <w:t xml:space="preserve">1.  2 × 2 × 2 × 2 = ___ (that's 2 used four times)</w:t>
+            </w:r>
+          </w:p>
+        </w:tc>
+        <w:tc>
+          <w:tcPr>
+            <w:tcW w:type="dxa" w:w="3560"/>
+            <w:tcMar>
+              <w:top w:type="dxa" w:w="80"/>
+              <w:left w:type="dxa" w:w="100"/>
+              <w:bottom w:type="dxa" w:w="80"/>
+              <w:right w:type="dxa" w:w="100"/>
+            </w:tcMar>
+            <w:vAlign w:val="top"/>
+          </w:tcPr>
+          <w:p>
+            <w:pPr>
+              <w:spacing w:after="50" w:before="0"/>
+            </w:pPr>
+            <w:r>
+              <w:rPr>
+                <w:color w:val="BBBBBB"/>
+                <w:sz w:val="18"/>
+                <w:szCs w:val="18"/>
+              </w:rPr>
+              <w:t xml:space="preserve">____________________________</w:t>
+            </w:r>
+          </w:p>
+          <w:p>
+            <w:pPr>
+              <w:spacing w:after="50" w:before="0"/>
+            </w:pPr>
+            <w:r>
+              <w:rPr>
+                <w:color w:val="BBBBBB"/>
+                <w:sz w:val="18"/>
+                <w:szCs w:val="18"/>
+              </w:rPr>
+              <w:t xml:space="preserve">____________________________</w:t>
+            </w:r>
+          </w:p>
+          <w:p>
+            <w:pPr>
+              <w:spacing w:after="50" w:before="0"/>
+            </w:pPr>
+            <w:r>
+              <w:rPr>
+                <w:color w:val="BBBBBB"/>
+                <w:sz w:val="18"/>
+                <w:szCs w:val="18"/>
+              </w:rPr>
+              <w:t xml:space="preserve">____________________________</w:t>
+            </w:r>
+          </w:p>
+          <w:p>
+            <w:pPr>
+              <w:spacing w:after="50" w:before="0"/>
+            </w:pPr>
+            <w:r>
+              <w:rPr>
+                <w:color w:val="BBBBBB"/>
+                <w:sz w:val="18"/>
+                <w:szCs w:val="18"/>
+              </w:rPr>
+              <w:t xml:space="preserve">____________________________</w:t>
+            </w:r>
+          </w:p>
+        </w:tc>
+        <w:tc>
+          <w:tcPr>
+            <w:tcW w:type="dxa" w:w="3000"/>
+            <w:shd w:fill="FBF3E2" w:color="auto" w:val="clear"/>
+            <w:tcMar>
+              <w:top w:type="dxa" w:w="80"/>
+              <w:left w:type="dxa" w:w="100"/>
+              <w:bottom w:type="dxa" w:w="80"/>
+              <w:right w:type="dxa" w:w="100"/>
+            </w:tcMar>
+            <w:vAlign w:val="top"/>
+          </w:tcPr>
+          <w:p>
+            <w:pPr>
+              <w:spacing w:after="30" w:before="0"/>
+            </w:pPr>
+            <w:r>
+              <w:rPr>
+                <w:b/>
+                <w:bCs/>
+                <w:color w:val="0F2B3C"/>
+                <w:sz w:val="18"/>
+                <w:szCs w:val="18"/>
+              </w:rPr>
+              <w:t xml:space="preserve">Because... ________________</w:t>
+            </w:r>
+          </w:p>
+          <w:p>
+            <w:pPr>
+              <w:spacing w:after="50" w:before="0"/>
+            </w:pPr>
+            <w:r>
+              <w:rPr>
+                <w:color w:val="BBBBBB"/>
+                <w:sz w:val="18"/>
+                <w:szCs w:val="18"/>
+              </w:rPr>
+              <w:t xml:space="preserve">____________________________</w:t>
+            </w:r>
+          </w:p>
+          <w:p>
+            <w:pPr>
+              <w:spacing w:after="30" w:before="40"/>
+            </w:pPr>
+            <w:r>
+              <w:rPr>
+                <w:b/>
+                <w:bCs/>
+                <w:color w:val="1A6FB5"/>
+                <w:sz w:val="18"/>
+                <w:szCs w:val="18"/>
+              </w:rPr>
+              <w:t xml:space="preserve">Although... _______________</w:t>
+            </w:r>
+          </w:p>
+          <w:p>
+            <w:pPr>
+              <w:spacing w:after="50" w:before="0"/>
+            </w:pPr>
+            <w:r>
+              <w:rPr>
+                <w:color w:val="BBBBBB"/>
+                <w:sz w:val="18"/>
+                <w:szCs w:val="18"/>
+              </w:rPr>
+              <w:t xml:space="preserve">____________________________</w:t>
+            </w:r>
+          </w:p>
+          <w:p>
+            <w:pPr>
+              <w:spacing w:after="30" w:before="40"/>
+            </w:pPr>
+            <w:r>
+              <w:rPr>
+                <w:b/>
+                <w:bCs/>
+                <w:color w:val="7A5400"/>
+                <w:sz w:val="18"/>
+                <w:szCs w:val="18"/>
+              </w:rPr>
+              <w:t xml:space="preserve">Therefore... ______________</w:t>
+            </w:r>
+          </w:p>
+          <w:p>
+            <w:pPr>
+              <w:spacing w:after="50" w:before="0"/>
+            </w:pPr>
+            <w:r>
+              <w:rPr>
+                <w:color w:val="BBBBBB"/>
+                <w:sz w:val="18"/>
+                <w:szCs w:val="18"/>
+              </w:rPr>
+              <w:t xml:space="preserve">____________________________</w:t>
+            </w:r>
+          </w:p>
+        </w:tc>
+      </w:tr>
+    </w:tbl>
     <w:p>
       <w:pPr>
-        <w:spacing w:after="40" w:before="0"/>
-      </w:pPr>
-      <w:r>
-        <w:rPr>
-          <w:sz w:val="22"/>
-          <w:szCs w:val="22"/>
-        </w:rPr>
-        <w:t xml:space="preserve">1.  2 × 2 × 2 × 2 = ___ (that's 2 used four times)</w:t>
+        <w:spacing w:after="60" w:before="0"/>
+      </w:pPr>
+      <w:r>
+        <w:t xml:space="preserve"/>
       </w:r>
     </w:p>
+    <w:tbl>
+      <w:tblPr>
+        <w:tblW w:type="dxa" w:w="9360"/>
+        <w:tblBorders>
+          <w:top w:val="single" w:color="C7D2DD" w:sz="6"/>
+          <w:left w:val="single" w:color="C7D2DD" w:sz="6"/>
+          <w:bottom w:val="single" w:color="C7D2DD" w:sz="6"/>
+          <w:right w:val="single" w:color="C7D2DD" w:sz="6"/>
+          <w:insideH w:val="single" w:color="C7D2DD" w:sz="6"/>
+          <w:insideV w:val="single" w:color="C7D2DD" w:sz="6"/>
+        </w:tblBorders>
+      </w:tblPr>
+      <w:tblGrid>
+        <w:gridCol w:w="2800"/>
+        <w:gridCol w:w="3560"/>
+        <w:gridCol w:w="3000"/>
+      </w:tblGrid>
+      <w:tr>
+        <w:trPr>
+          <w:cantSplit/>
+          <w:tblHeader/>
+        </w:trPr>
+        <w:tc>
+          <w:tcPr>
+            <w:tcW w:type="dxa" w:w="2800"/>
+            <w:shd w:fill="EEF4F8" w:color="auto" w:val="clear"/>
+            <w:tcMar>
+              <w:top w:type="dxa" w:w="60"/>
+              <w:left w:type="dxa" w:w="100"/>
+              <w:bottom w:type="dxa" w:w="60"/>
+              <w:right w:type="dxa" w:w="100"/>
+            </w:tcMar>
+          </w:tcPr>
+          <w:p>
+            <w:pPr>
+              <w:spacing w:after="0" w:before="0"/>
+            </w:pPr>
+            <w:r>
+              <w:rPr>
+                <w:b/>
+                <w:bCs/>
+                <w:color w:val="0F2B3C"/>
+                <w:sz w:val="16"/>
+                <w:szCs w:val="16"/>
+              </w:rPr>
+              <w:t xml:space="preserve">CORE PROBLEM / GIVEN REPRESENTATION</w:t>
+            </w:r>
+          </w:p>
+        </w:tc>
+        <w:tc>
+          <w:tcPr>
+            <w:tcW w:type="dxa" w:w="3560"/>
+            <w:shd w:fill="EEF4F8" w:color="auto" w:val="clear"/>
+            <w:tcMar>
+              <w:top w:type="dxa" w:w="60"/>
+              <w:left w:type="dxa" w:w="100"/>
+              <w:bottom w:type="dxa" w:w="60"/>
+              <w:right w:type="dxa" w:w="100"/>
+            </w:tcMar>
+          </w:tcPr>
+          <w:p>
+            <w:pPr>
+              <w:spacing w:after="0" w:before="0"/>
+            </w:pPr>
+            <w:r>
+              <w:rPr>
+                <w:b/>
+                <w:bCs/>
+                <w:color w:val="0F2B3C"/>
+                <w:sz w:val="16"/>
+                <w:szCs w:val="16"/>
+              </w:rPr>
+              <w:t xml:space="preserve">WORKING SPACE / CALCULATION STEPS</w:t>
+            </w:r>
+          </w:p>
+        </w:tc>
+        <w:tc>
+          <w:tcPr>
+            <w:tcW w:type="dxa" w:w="3000"/>
+            <w:shd w:fill="FBF3E2" w:color="auto" w:val="clear"/>
+            <w:tcMar>
+              <w:top w:type="dxa" w:w="60"/>
+              <w:left w:type="dxa" w:w="100"/>
+              <w:bottom w:type="dxa" w:w="60"/>
+              <w:right w:type="dxa" w:w="100"/>
+            </w:tcMar>
+          </w:tcPr>
+          <w:p>
+            <w:pPr>
+              <w:spacing w:after="0" w:before="0"/>
+            </w:pPr>
+            <w:r>
+              <w:rPr>
+                <w:b/>
+                <w:bCs/>
+                <w:color w:val="7A5400"/>
+                <w:sz w:val="16"/>
+                <w:szCs w:val="16"/>
+              </w:rPr>
+              <w:t xml:space="preserve">EXPLAIN YOUR REASONING</w:t>
+            </w:r>
+          </w:p>
+        </w:tc>
+      </w:tr>
+      <w:tr>
+        <w:trPr>
+          <w:cantSplit/>
+        </w:trPr>
+        <w:tc>
+          <w:tcPr>
+            <w:tcW w:type="dxa" w:w="2800"/>
+            <w:tcMar>
+              <w:top w:type="dxa" w:w="80"/>
+              <w:left w:type="dxa" w:w="100"/>
+              <w:bottom w:type="dxa" w:w="80"/>
+              <w:right w:type="dxa" w:w="100"/>
+            </w:tcMar>
+            <w:vAlign w:val="top"/>
+          </w:tcPr>
+          <w:p>
+            <w:pPr>
+              <w:spacing w:after="40" w:before="0"/>
+            </w:pPr>
+            <w:r>
+              <w:rPr>
+                <w:b/>
+                <w:bCs/>
+                <w:color w:val="0F2B3C"/>
+                <w:sz w:val="20"/>
+                <w:szCs w:val="20"/>
+              </w:rPr>
+              <w:t xml:space="preserve">2.  3 × 3 × 3 = ___</w:t>
+            </w:r>
+          </w:p>
+        </w:tc>
+        <w:tc>
+          <w:tcPr>
+            <w:tcW w:type="dxa" w:w="3560"/>
+            <w:tcMar>
+              <w:top w:type="dxa" w:w="80"/>
+              <w:left w:type="dxa" w:w="100"/>
+              <w:bottom w:type="dxa" w:w="80"/>
+              <w:right w:type="dxa" w:w="100"/>
+            </w:tcMar>
+            <w:vAlign w:val="top"/>
+          </w:tcPr>
+          <w:p>
+            <w:pPr>
+              <w:spacing w:after="50" w:before="0"/>
+            </w:pPr>
+            <w:r>
+              <w:rPr>
+                <w:color w:val="BBBBBB"/>
+                <w:sz w:val="18"/>
+                <w:szCs w:val="18"/>
+              </w:rPr>
+              <w:t xml:space="preserve">____________________________</w:t>
+            </w:r>
+          </w:p>
+          <w:p>
+            <w:pPr>
+              <w:spacing w:after="50" w:before="0"/>
+            </w:pPr>
+            <w:r>
+              <w:rPr>
+                <w:color w:val="BBBBBB"/>
+                <w:sz w:val="18"/>
+                <w:szCs w:val="18"/>
+              </w:rPr>
+              <w:t xml:space="preserve">____________________________</w:t>
+            </w:r>
+          </w:p>
+          <w:p>
+            <w:pPr>
+              <w:spacing w:after="50" w:before="0"/>
+            </w:pPr>
+            <w:r>
+              <w:rPr>
+                <w:color w:val="BBBBBB"/>
+                <w:sz w:val="18"/>
+                <w:szCs w:val="18"/>
+              </w:rPr>
+              <w:t xml:space="preserve">____________________________</w:t>
+            </w:r>
+          </w:p>
+          <w:p>
+            <w:pPr>
+              <w:spacing w:after="50" w:before="0"/>
+            </w:pPr>
+            <w:r>
+              <w:rPr>
+                <w:color w:val="BBBBBB"/>
+                <w:sz w:val="18"/>
+                <w:szCs w:val="18"/>
+              </w:rPr>
+              <w:t xml:space="preserve">____________________________</w:t>
+            </w:r>
+          </w:p>
+        </w:tc>
+        <w:tc>
+          <w:tcPr>
+            <w:tcW w:type="dxa" w:w="3000"/>
+            <w:shd w:fill="FBF3E2" w:color="auto" w:val="clear"/>
+            <w:tcMar>
+              <w:top w:type="dxa" w:w="80"/>
+              <w:left w:type="dxa" w:w="100"/>
+              <w:bottom w:type="dxa" w:w="80"/>
+              <w:right w:type="dxa" w:w="100"/>
+            </w:tcMar>
+            <w:vAlign w:val="top"/>
+          </w:tcPr>
+          <w:p>
+            <w:pPr>
+              <w:spacing w:after="30" w:before="0"/>
+            </w:pPr>
+            <w:r>
+              <w:rPr>
+                <w:b/>
+                <w:bCs/>
+                <w:color w:val="0F2B3C"/>
+                <w:sz w:val="18"/>
+                <w:szCs w:val="18"/>
+              </w:rPr>
+              <w:t xml:space="preserve">Because... ________________</w:t>
+            </w:r>
+          </w:p>
+          <w:p>
+            <w:pPr>
+              <w:spacing w:after="50" w:before="0"/>
+            </w:pPr>
+            <w:r>
+              <w:rPr>
+                <w:color w:val="BBBBBB"/>
+                <w:sz w:val="18"/>
+                <w:szCs w:val="18"/>
+              </w:rPr>
+              <w:t xml:space="preserve">____________________________</w:t>
+            </w:r>
+          </w:p>
+          <w:p>
+            <w:pPr>
+              <w:spacing w:after="30" w:before="40"/>
+            </w:pPr>
+            <w:r>
+              <w:rPr>
+                <w:b/>
+                <w:bCs/>
+                <w:color w:val="1A6FB5"/>
+                <w:sz w:val="18"/>
+                <w:szCs w:val="18"/>
+              </w:rPr>
+              <w:t xml:space="preserve">Although... _______________</w:t>
+            </w:r>
+          </w:p>
+          <w:p>
+            <w:pPr>
+              <w:spacing w:after="50" w:before="0"/>
+            </w:pPr>
+            <w:r>
+              <w:rPr>
+                <w:color w:val="BBBBBB"/>
+                <w:sz w:val="18"/>
+                <w:szCs w:val="18"/>
+              </w:rPr>
+              <w:t xml:space="preserve">____________________________</w:t>
+            </w:r>
+          </w:p>
+          <w:p>
+            <w:pPr>
+              <w:spacing w:after="30" w:before="40"/>
+            </w:pPr>
+            <w:r>
+              <w:rPr>
+                <w:b/>
+                <w:bCs/>
+                <w:color w:val="7A5400"/>
+                <w:sz w:val="18"/>
+                <w:szCs w:val="18"/>
+              </w:rPr>
+              <w:t xml:space="preserve">Therefore... ______________</w:t>
+            </w:r>
+          </w:p>
+          <w:p>
+            <w:pPr>
+              <w:spacing w:after="50" w:before="0"/>
+            </w:pPr>
+            <w:r>
+              <w:rPr>
+                <w:color w:val="BBBBBB"/>
+                <w:sz w:val="18"/>
+                <w:szCs w:val="18"/>
+              </w:rPr>
+              <w:t xml:space="preserve">____________________________</w:t>
+            </w:r>
+          </w:p>
+        </w:tc>
+      </w:tr>
+    </w:tbl>
     <w:p>
       <w:pPr>
-        <w:spacing w:after="80" w:before="0"/>
-      </w:pPr>
-      <w:r>
-        <w:rPr>
-          <w:color w:val="BBBBBB"/>
-        </w:rPr>
-        <w:t xml:space="preserve">____________________________________________________</w:t>
-      </w:r>
-    </w:p>
-    <w:p>
-      <w:pPr>
-        <w:spacing w:after="40" w:before="0"/>
-      </w:pPr>
-      <w:r>
-        <w:rPr>
-          <w:sz w:val="22"/>
-          <w:szCs w:val="22"/>
-        </w:rPr>
-        <w:t xml:space="preserve">2.  3 × 3 × 3 = ___</w:t>
-      </w:r>
-    </w:p>
-    <w:p>
-      <w:pPr>
-        <w:spacing w:after="80" w:before="0"/>
-      </w:pPr>
-      <w:r>
-        <w:rPr>
-          <w:color w:val="BBBBBB"/>
-        </w:rPr>
-        <w:t xml:space="preserve">____________________________________________________</w:t>
+        <w:spacing w:after="60" w:before="0"/>
+      </w:pPr>
+      <w:r>
+        <w:t xml:space="preserve"/>
       </w:r>
     </w:p>
     <w:p>
@@ -430,6 +4084,141 @@
         <w:t xml:space="preserve">____________________________________________________</w:t>
       </w:r>
     </w:p>
+    <w:tbl>
+      <w:tblPr>
+        <w:tblW w:type="dxa" w:w="9360"/>
+        <w:tblBorders>
+          <w:top w:val="single" w:color="C7D2DD" w:sz="6"/>
+          <w:left w:val="single" w:color="C7D2DD" w:sz="6"/>
+          <w:bottom w:val="single" w:color="C7D2DD" w:sz="6"/>
+          <w:right w:val="single" w:color="C7D2DD" w:sz="6"/>
+          <w:insideH w:val="single" w:color="C7D2DD" w:sz="6"/>
+          <w:insideV w:val="single" w:color="C7D2DD" w:sz="6"/>
+        </w:tblBorders>
+      </w:tblPr>
+      <w:tblGrid>
+        <w:gridCol w:w="3120"/>
+        <w:gridCol w:w="3120"/>
+        <w:gridCol w:w="3120"/>
+      </w:tblGrid>
+      <w:tr>
+        <w:trPr>
+          <w:cantSplit/>
+          <w:tblHeader/>
+        </w:trPr>
+        <w:tc>
+          <w:tcPr>
+            <w:tcW w:type="dxa" w:w="9360"/>
+            <w:gridSpan w:val="3"/>
+            <w:shd w:fill="EEF4F8" w:color="auto" w:val="clear"/>
+            <w:tcMar>
+              <w:top w:type="dxa" w:w="60"/>
+              <w:left w:type="dxa" w:w="100"/>
+              <w:bottom w:type="dxa" w:w="60"/>
+              <w:right w:type="dxa" w:w="100"/>
+            </w:tcMar>
+          </w:tcPr>
+          <w:p>
+            <w:pPr>
+              <w:spacing w:after="0" w:before="0"/>
+            </w:pPr>
+            <w:r>
+              <w:rPr>
+                <w:b/>
+                <w:bCs/>
+                <w:color w:val="0F2B3C"/>
+                <w:sz w:val="18"/>
+                <w:szCs w:val="18"/>
+              </w:rPr>
+              <w:t xml:space="preserve">EXIT CHECK · 3-POINT SELF-ASSESSMENT CHECKLIST</w:t>
+            </w:r>
+          </w:p>
+        </w:tc>
+      </w:tr>
+      <w:tr>
+        <w:trPr>
+          <w:cantSplit/>
+        </w:trPr>
+        <w:tc>
+          <w:tcPr>
+            <w:tcW w:type="dxa" w:w="3120"/>
+            <w:tcMar>
+              <w:top w:type="dxa" w:w="80"/>
+              <w:left w:type="dxa" w:w="100"/>
+              <w:bottom w:type="dxa" w:w="80"/>
+              <w:right w:type="dxa" w:w="100"/>
+            </w:tcMar>
+          </w:tcPr>
+          <w:p>
+            <w:pPr>
+              <w:spacing w:after="0" w:before="0"/>
+            </w:pPr>
+            <w:r>
+              <w:rPr>
+                <w:b/>
+                <w:bCs/>
+                <w:color w:val="0F2B3C"/>
+                <w:sz w:val="18"/>
+                <w:szCs w:val="18"/>
+              </w:rPr>
+              <w:t xml:space="preserve">☐ 1. Units &amp; Labels Verified</w:t>
+            </w:r>
+          </w:p>
+        </w:tc>
+        <w:tc>
+          <w:tcPr>
+            <w:tcW w:type="dxa" w:w="3120"/>
+            <w:tcMar>
+              <w:top w:type="dxa" w:w="80"/>
+              <w:left w:type="dxa" w:w="100"/>
+              <w:bottom w:type="dxa" w:w="80"/>
+              <w:right w:type="dxa" w:w="100"/>
+            </w:tcMar>
+          </w:tcPr>
+          <w:p>
+            <w:pPr>
+              <w:spacing w:after="0" w:before="0"/>
+            </w:pPr>
+            <w:r>
+              <w:rPr>
+                <w:b/>
+                <w:bCs/>
+                <w:color w:val="0F2B3C"/>
+                <w:sz w:val="18"/>
+                <w:szCs w:val="18"/>
+              </w:rPr>
+              <w:t xml:space="preserve">☐ 2. Reasoning Stated (Because / Although / Therefore)</w:t>
+            </w:r>
+          </w:p>
+        </w:tc>
+        <w:tc>
+          <w:tcPr>
+            <w:tcW w:type="dxa" w:w="3120"/>
+            <w:tcMar>
+              <w:top w:type="dxa" w:w="80"/>
+              <w:left w:type="dxa" w:w="100"/>
+              <w:bottom w:type="dxa" w:w="80"/>
+              <w:right w:type="dxa" w:w="100"/>
+            </w:tcMar>
+          </w:tcPr>
+          <w:p>
+            <w:pPr>
+              <w:spacing w:after="0" w:before="0"/>
+            </w:pPr>
+            <w:r>
+              <w:rPr>
+                <w:b/>
+                <w:bCs/>
+                <w:color w:val="0F2B3C"/>
+                <w:sz w:val="18"/>
+                <w:szCs w:val="18"/>
+              </w:rPr>
+              <w:t xml:space="preserve">☐ 3. Calculations Double-Checked</w:t>
+            </w:r>
+          </w:p>
+        </w:tc>
+      </w:tr>
+    </w:tbl>
     <w:p>
       <w:pPr>
         <w:spacing w:after="60" w:before="120"/>
